--- a/my-first-article/download/my-first-article.docx
+++ b/my-first-article/download/my-first-article.docx
@@ -112,7 +112,7 @@
         </w:p>
       </w:sdtContent>
     </w:sdt>
-    <w:bookmarkStart w:id="55" w:name="X817ce219fa51944dbd87e4c5ccd3b5ecaabd7ff"/>
+    <w:bookmarkStart w:id="58" w:name="X817ce219fa51944dbd87e4c5ccd3b5ecaabd7ff"/>
     <w:p>
       <w:pPr>
         <w:pStyle w:val="Heading1"/>
@@ -3356,7 +3356,7 @@
       </w:r>
     </w:p>
     <w:bookmarkEnd w:id="39"/>
-    <w:bookmarkStart w:id="40" w:name="osfp-rhs-riding-heat-sink"/>
+    <w:bookmarkStart w:id="43" w:name="osfp-rhs-riding-heat-sink"/>
     <w:p>
       <w:pPr>
         <w:pStyle w:val="Heading2"/>
@@ -3458,6 +3458,48 @@
       <w:pPr>
         <w:pStyle w:val="FirstParagraph"/>
       </w:pPr>
+      <w:r>
+        <w:drawing>
+          <wp:inline>
+            <wp:extent cx="5334000" cy="1802780"/>
+            <wp:effectExtent b="0" l="0" r="0" t="0"/>
+            <wp:docPr descr="" title="" id="41" name="Picture"/>
+            <a:graphic>
+              <a:graphicData uri="http://schemas.openxmlformats.org/drawingml/2006/picture">
+                <pic:pic>
+                  <pic:nvPicPr>
+                    <pic:cNvPr descr="images/figure8.png" id="42" name="Picture"/>
+                    <pic:cNvPicPr>
+                      <a:picLocks noChangeArrowheads="1" noChangeAspect="1"/>
+                    </pic:cNvPicPr>
+                  </pic:nvPicPr>
+                  <pic:blipFill>
+                    <a:blip r:embed="rId40"/>
+                    <a:stretch>
+                      <a:fillRect/>
+                    </a:stretch>
+                  </pic:blipFill>
+                  <pic:spPr bwMode="auto">
+                    <a:xfrm>
+                      <a:off x="0" y="0"/>
+                      <a:ext cx="5334000" cy="1802780"/>
+                    </a:xfrm>
+                    <a:prstGeom prst="rect">
+                      <a:avLst/>
+                    </a:prstGeom>
+                    <a:noFill/>
+                    <a:ln w="9525">
+                      <a:noFill/>
+                      <a:headEnd/>
+                      <a:tailEnd/>
+                    </a:ln>
+                  </pic:spPr>
+                </pic:pic>
+              </a:graphicData>
+            </a:graphic>
+          </wp:inline>
+        </w:drawing>
+      </w:r>
     </w:p>
     <w:p>
       <w:pPr>
@@ -3712,8 +3754,8 @@
         </w:tc>
       </w:tr>
     </w:tbl>
-    <w:bookmarkEnd w:id="40"/>
-    <w:bookmarkStart w:id="41" w:name="qfx5250---skus"/>
+    <w:bookmarkEnd w:id="43"/>
+    <w:bookmarkStart w:id="44" w:name="qfx5250---skus"/>
     <w:p>
       <w:pPr>
         <w:pStyle w:val="Heading2"/>
@@ -3946,8 +3988,8 @@
         </w:tc>
       </w:tr>
     </w:tbl>
-    <w:bookmarkEnd w:id="41"/>
-    <w:bookmarkStart w:id="42" w:name="conclusion"/>
+    <w:bookmarkEnd w:id="44"/>
+    <w:bookmarkStart w:id="45" w:name="conclusion"/>
     <w:p>
       <w:pPr>
         <w:pStyle w:val="Heading2"/>
@@ -3973,8 +4015,8 @@
         <w:t xml:space="preserve">The QFX5250-64OE-L marks a significant evolution in data center switching, delivering unprecedented 1.6TbE performance alongside advanced AI-aware traffic optimization and full liquid-cooling efficiency. By combining ultra-high bandwidth, intelligent congestion management, and streamlined automation, it addresses the demanding requirements of modern AI, HPC, and cloud-scale environments. Its flexible design, operational simplicity, and energy-efficient architecture position it as a foundational building block for next-generation, high-density data center fabrics.</w:t>
       </w:r>
     </w:p>
-    <w:bookmarkEnd w:id="42"/>
-    <w:bookmarkStart w:id="52" w:name="useful-links"/>
+    <w:bookmarkEnd w:id="45"/>
+    <w:bookmarkStart w:id="55" w:name="useful-links"/>
     <w:p>
       <w:pPr>
         <w:pStyle w:val="Heading2"/>
@@ -4008,7 +4050,7 @@
           <w:numId w:val="1013"/>
         </w:numPr>
       </w:pPr>
-      <w:hyperlink r:id="rId43">
+      <w:hyperlink r:id="rId46">
         <w:r>
           <w:rPr>
             <w:rStyle w:val="Hyperlink"/>
@@ -4025,7 +4067,7 @@
           <w:numId w:val="1013"/>
         </w:numPr>
       </w:pPr>
-      <w:hyperlink r:id="rId44">
+      <w:hyperlink r:id="rId47">
         <w:r>
           <w:rPr>
             <w:rStyle w:val="Hyperlink"/>
@@ -4042,7 +4084,7 @@
           <w:numId w:val="1013"/>
         </w:numPr>
       </w:pPr>
-      <w:hyperlink r:id="rId45">
+      <w:hyperlink r:id="rId48">
         <w:r>
           <w:rPr>
             <w:rStyle w:val="Hyperlink"/>
@@ -4059,7 +4101,7 @@
           <w:numId w:val="1013"/>
         </w:numPr>
       </w:pPr>
-      <w:hyperlink r:id="rId46">
+      <w:hyperlink r:id="rId49">
         <w:r>
           <w:rPr>
             <w:rStyle w:val="Hyperlink"/>
@@ -4076,7 +4118,7 @@
           <w:numId w:val="1013"/>
         </w:numPr>
       </w:pPr>
-      <w:hyperlink r:id="rId47">
+      <w:hyperlink r:id="rId50">
         <w:r>
           <w:rPr>
             <w:rStyle w:val="Hyperlink"/>
@@ -4093,7 +4135,7 @@
           <w:numId w:val="1013"/>
         </w:numPr>
       </w:pPr>
-      <w:hyperlink r:id="rId48">
+      <w:hyperlink r:id="rId51">
         <w:r>
           <w:rPr>
             <w:rStyle w:val="Hyperlink"/>
@@ -4110,7 +4152,7 @@
           <w:numId w:val="1013"/>
         </w:numPr>
       </w:pPr>
-      <w:hyperlink r:id="rId49">
+      <w:hyperlink r:id="rId52">
         <w:r>
           <w:rPr>
             <w:rStyle w:val="Hyperlink"/>
@@ -4127,7 +4169,7 @@
           <w:numId w:val="1013"/>
         </w:numPr>
       </w:pPr>
-      <w:hyperlink r:id="rId50">
+      <w:hyperlink r:id="rId53">
         <w:r>
           <w:rPr>
             <w:rStyle w:val="Hyperlink"/>
@@ -4144,7 +4186,7 @@
           <w:numId w:val="1013"/>
         </w:numPr>
       </w:pPr>
-      <w:hyperlink r:id="rId51">
+      <w:hyperlink r:id="rId54">
         <w:r>
           <w:rPr>
             <w:rStyle w:val="Hyperlink"/>
@@ -4153,8 +4195,8 @@
         </w:r>
       </w:hyperlink>
     </w:p>
-    <w:bookmarkEnd w:id="52"/>
-    <w:bookmarkStart w:id="53" w:name="glossary"/>
+    <w:bookmarkEnd w:id="55"/>
+    <w:bookmarkStart w:id="56" w:name="glossary"/>
     <w:p>
       <w:pPr>
         <w:pStyle w:val="Heading2"/>
@@ -4520,8 +4562,8 @@
         <w:t xml:space="preserve">WPS: Weighted Packet Spraying</w:t>
       </w:r>
     </w:p>
-    <w:bookmarkEnd w:id="53"/>
-    <w:bookmarkStart w:id="54" w:name="acknowledgements"/>
+    <w:bookmarkEnd w:id="56"/>
+    <w:bookmarkStart w:id="57" w:name="acknowledgements"/>
     <w:p>
       <w:pPr>
         <w:pStyle w:val="Heading2"/>
@@ -4547,8 +4589,8 @@
         <w:t xml:space="preserve">I’d like to thank my colleagues for their support and collaboration throughout this work. Special thanks to Ridhi Hamidi (PhD), Michal Styszynski, Rajesh Dhople, and Chirag Kachalia for their guidance, helpful discussions, product insights, and careful review and corrections of the blog. Their input played an important role in improving both the clarity and quality of the work.</w:t>
       </w:r>
     </w:p>
-    <w:bookmarkEnd w:id="54"/>
-    <w:bookmarkEnd w:id="55"/>
+    <w:bookmarkEnd w:id="57"/>
+    <w:bookmarkEnd w:id="58"/>
     <w:sectPr/>
   </w:body>
 </w:document>

--- a/my-first-article/download/my-first-article.docx
+++ b/my-first-article/download/my-first-article.docx
@@ -112,7 +112,7 @@
         </w:p>
       </w:sdtContent>
     </w:sdt>
-    <w:bookmarkStart w:id="58" w:name="X817ce219fa51944dbd87e4c5ccd3b5ecaabd7ff"/>
+    <w:bookmarkStart w:id="64" w:name="X817ce219fa51944dbd87e4c5ccd3b5ecaabd7ff"/>
     <w:p>
       <w:pPr>
         <w:pStyle w:val="Heading1"/>
@@ -311,7 +311,7 @@
       </w:r>
     </w:p>
     <w:bookmarkEnd w:id="22"/>
-    <w:bookmarkStart w:id="23" w:name="easy-to-operate-at-scale"/>
+    <w:bookmarkStart w:id="26" w:name="easy-to-operate-at-scale"/>
     <w:p>
       <w:pPr>
         <w:pStyle w:val="Heading2"/>
@@ -349,14 +349,56 @@
       <w:pPr>
         <w:pStyle w:val="BodyText"/>
       </w:pPr>
+      <w:r>
+        <w:drawing>
+          <wp:inline>
+            <wp:extent cx="5334000" cy="1466850"/>
+            <wp:effectExtent b="0" l="0" r="0" t="0"/>
+            <wp:docPr descr="" title="" id="24" name="Picture"/>
+            <a:graphic>
+              <a:graphicData uri="http://schemas.openxmlformats.org/drawingml/2006/picture">
+                <pic:pic>
+                  <pic:nvPicPr>
+                    <pic:cNvPr descr="images/figure3.png" id="25" name="Picture"/>
+                    <pic:cNvPicPr>
+                      <a:picLocks noChangeArrowheads="1" noChangeAspect="1"/>
+                    </pic:cNvPicPr>
+                  </pic:nvPicPr>
+                  <pic:blipFill>
+                    <a:blip r:embed="rId23"/>
+                    <a:stretch>
+                      <a:fillRect/>
+                    </a:stretch>
+                  </pic:blipFill>
+                  <pic:spPr bwMode="auto">
+                    <a:xfrm>
+                      <a:off x="0" y="0"/>
+                      <a:ext cx="5334000" cy="1466850"/>
+                    </a:xfrm>
+                    <a:prstGeom prst="rect">
+                      <a:avLst/>
+                    </a:prstGeom>
+                    <a:noFill/>
+                    <a:ln w="9525">
+                      <a:noFill/>
+                      <a:headEnd/>
+                      <a:tailEnd/>
+                    </a:ln>
+                  </pic:spPr>
+                </pic:pic>
+              </a:graphicData>
+            </a:graphic>
+          </wp:inline>
+        </w:drawing>
+      </w:r>
     </w:p>
     <w:p>
       <w:pPr>
         <w:pStyle w:val="BodyText"/>
       </w:pPr>
     </w:p>
-    <w:bookmarkEnd w:id="23"/>
-    <w:bookmarkStart w:id="24" w:name="key-use-cases"/>
+    <w:bookmarkEnd w:id="26"/>
+    <w:bookmarkStart w:id="27" w:name="key-use-cases"/>
     <w:p>
       <w:pPr>
         <w:pStyle w:val="Heading2"/>
@@ -588,8 +630,8 @@
         </w:tc>
       </w:tr>
     </w:tbl>
-    <w:bookmarkEnd w:id="24"/>
-    <w:bookmarkStart w:id="25" w:name="switch-description"/>
+    <w:bookmarkEnd w:id="27"/>
+    <w:bookmarkStart w:id="31" w:name="switch-description"/>
     <w:p>
       <w:pPr>
         <w:pStyle w:val="Heading2"/>
@@ -627,6 +669,48 @@
       <w:pPr>
         <w:pStyle w:val="BodyText"/>
       </w:pPr>
+      <w:r>
+        <w:drawing>
+          <wp:inline>
+            <wp:extent cx="5334000" cy="1888921"/>
+            <wp:effectExtent b="0" l="0" r="0" t="0"/>
+            <wp:docPr descr="" title="" id="29" name="Picture"/>
+            <a:graphic>
+              <a:graphicData uri="http://schemas.openxmlformats.org/drawingml/2006/picture">
+                <pic:pic>
+                  <pic:nvPicPr>
+                    <pic:cNvPr descr="images/figure5.png" id="30" name="Picture"/>
+                    <pic:cNvPicPr>
+                      <a:picLocks noChangeArrowheads="1" noChangeAspect="1"/>
+                    </pic:cNvPicPr>
+                  </pic:nvPicPr>
+                  <pic:blipFill>
+                    <a:blip r:embed="rId28"/>
+                    <a:stretch>
+                      <a:fillRect/>
+                    </a:stretch>
+                  </pic:blipFill>
+                  <pic:spPr bwMode="auto">
+                    <a:xfrm>
+                      <a:off x="0" y="0"/>
+                      <a:ext cx="5334000" cy="1888921"/>
+                    </a:xfrm>
+                    <a:prstGeom prst="rect">
+                      <a:avLst/>
+                    </a:prstGeom>
+                    <a:noFill/>
+                    <a:ln w="9525">
+                      <a:noFill/>
+                      <a:headEnd/>
+                      <a:tailEnd/>
+                    </a:ln>
+                  </pic:spPr>
+                </pic:pic>
+              </a:graphicData>
+            </a:graphic>
+          </wp:inline>
+        </w:drawing>
+      </w:r>
     </w:p>
     <w:p>
       <w:pPr>
@@ -1853,8 +1937,8 @@
         </w:tc>
       </w:tr>
     </w:tbl>
-    <w:bookmarkEnd w:id="25"/>
-    <w:bookmarkStart w:id="26" w:name="liquid-cooling-and-early-leak-detection"/>
+    <w:bookmarkEnd w:id="31"/>
+    <w:bookmarkStart w:id="32" w:name="liquid-cooling-and-early-leak-detection"/>
     <w:p>
       <w:pPr>
         <w:pStyle w:val="Heading2"/>
@@ -1936,8 +2020,8 @@
         <w:t xml:space="preserve">Dedicated cold plates for CPUs, TH6 silicon, and optics improve thermal efficiency while supporting high-density rack deployments.</w:t>
       </w:r>
     </w:p>
-    <w:bookmarkEnd w:id="26"/>
-    <w:bookmarkStart w:id="27" w:name="leak-detection-controller-ldc"/>
+    <w:bookmarkEnd w:id="32"/>
+    <w:bookmarkStart w:id="33" w:name="leak-detection-controller-ldc"/>
     <w:p>
       <w:pPr>
         <w:pStyle w:val="Heading2"/>
@@ -1987,8 +2071,8 @@
         <w:t xml:space="preserve">The system also reports temperature and pressure telemetry through the CPU. If the over-temperature limit is reached, the system will power off automatically.</w:t>
       </w:r>
     </w:p>
-    <w:bookmarkEnd w:id="27"/>
-    <w:bookmarkStart w:id="28" w:name="forwarding-architecture"/>
+    <w:bookmarkEnd w:id="33"/>
+    <w:bookmarkStart w:id="34" w:name="forwarding-architecture"/>
     <w:p>
       <w:pPr>
         <w:pStyle w:val="Heading2"/>
@@ -2022,8 +2106,8 @@
         <w:t xml:space="preserve">It supports high-speed L2/L3 forwarding optimized for east-west traffic in AI, HPC, and cloud data center environments. The platform also includes ~267 MB of shared buffer, helping absorb microbursts and improve traffic handling during transient congestion.</w:t>
       </w:r>
     </w:p>
-    <w:bookmarkEnd w:id="28"/>
-    <w:bookmarkStart w:id="29" w:name="interfaces-and-breakout-ports"/>
+    <w:bookmarkEnd w:id="34"/>
+    <w:bookmarkStart w:id="35" w:name="interfaces-and-breakout-ports"/>
     <w:p>
       <w:pPr>
         <w:pStyle w:val="Heading2"/>
@@ -2183,8 +2267,8 @@
         </w:tc>
       </w:tr>
     </w:tbl>
-    <w:bookmarkEnd w:id="29"/>
-    <w:bookmarkStart w:id="30" w:name="software-overview"/>
+    <w:bookmarkEnd w:id="35"/>
+    <w:bookmarkStart w:id="36" w:name="software-overview"/>
     <w:p>
       <w:pPr>
         <w:pStyle w:val="Heading2"/>
@@ -2236,8 +2320,8 @@
         <w:t xml:space="preserve">The features marked with a star (*) are officially coming at FRS+.</w:t>
       </w:r>
     </w:p>
-    <w:bookmarkEnd w:id="30"/>
-    <w:bookmarkStart w:id="31" w:name="layer-3-ip-routing"/>
+    <w:bookmarkEnd w:id="36"/>
+    <w:bookmarkStart w:id="37" w:name="layer-3-ip-routing"/>
     <w:p>
       <w:pPr>
         <w:pStyle w:val="Heading2"/>
@@ -2423,8 +2507,8 @@
         <w:t xml:space="preserve">MRC with SRv6 uSID *</w:t>
       </w:r>
     </w:p>
-    <w:bookmarkEnd w:id="31"/>
-    <w:bookmarkStart w:id="32" w:name="ai-dc-load-balancing"/>
+    <w:bookmarkEnd w:id="37"/>
+    <w:bookmarkStart w:id="38" w:name="ai-dc-load-balancing"/>
     <w:p>
       <w:pPr>
         <w:pStyle w:val="Heading2"/>
@@ -2526,8 +2610,8 @@
         <w:t xml:space="preserve">Static Load Balancing - 5-tuple based, with ROCEv2 QP as part of the hashing</w:t>
       </w:r>
     </w:p>
-    <w:bookmarkEnd w:id="32"/>
-    <w:bookmarkStart w:id="33" w:name="ai-dc-lossless-fabric"/>
+    <w:bookmarkEnd w:id="38"/>
+    <w:bookmarkStart w:id="39" w:name="ai-dc-lossless-fabric"/>
     <w:p>
       <w:pPr>
         <w:pStyle w:val="Heading2"/>
@@ -2701,8 +2785,8 @@
         <w:t xml:space="preserve">L2/L3 QoS pipeline - classification, rewrite, queuing, WRED, ECN, and shared buffer monitoring</w:t>
       </w:r>
     </w:p>
-    <w:bookmarkEnd w:id="33"/>
-    <w:bookmarkStart w:id="34" w:name="uec-ultra-ethernet-consortium-readiness"/>
+    <w:bookmarkEnd w:id="39"/>
+    <w:bookmarkStart w:id="40" w:name="uec-ultra-ethernet-consortium-readiness"/>
     <w:p>
       <w:pPr>
         <w:pStyle w:val="Heading2"/>
@@ -2768,8 +2852,8 @@
         <w:t xml:space="preserve">LLR support *</w:t>
       </w:r>
     </w:p>
-    <w:bookmarkEnd w:id="34"/>
-    <w:bookmarkStart w:id="35" w:name="monitoring-telemetry"/>
+    <w:bookmarkEnd w:id="40"/>
+    <w:bookmarkStart w:id="41" w:name="monitoring-telemetry"/>
     <w:p>
       <w:pPr>
         <w:pStyle w:val="Heading2"/>
@@ -2955,8 +3039,8 @@
         <w:t xml:space="preserve">Pressured Humidity Sensor</w:t>
       </w:r>
     </w:p>
-    <w:bookmarkEnd w:id="35"/>
-    <w:bookmarkStart w:id="36" w:name="management-automation"/>
+    <w:bookmarkEnd w:id="41"/>
+    <w:bookmarkStart w:id="42" w:name="management-automation"/>
     <w:p>
       <w:pPr>
         <w:pStyle w:val="Heading2"/>
@@ -3082,8 +3166,8 @@
         <w:t xml:space="preserve">3rd-party applications, containers in Junos Evolved</w:t>
       </w:r>
     </w:p>
-    <w:bookmarkEnd w:id="36"/>
-    <w:bookmarkStart w:id="37" w:name="layer-2-switching"/>
+    <w:bookmarkEnd w:id="42"/>
+    <w:bookmarkStart w:id="43" w:name="layer-2-switching"/>
     <w:p>
       <w:pPr>
         <w:pStyle w:val="Heading2"/>
@@ -3221,8 +3305,8 @@
         <w:t xml:space="preserve">EVI (EVPN L2 instances with vlan-based, vlan-aware services) *</w:t>
       </w:r>
     </w:p>
-    <w:bookmarkEnd w:id="37"/>
-    <w:bookmarkStart w:id="38" w:name="security-features"/>
+    <w:bookmarkEnd w:id="43"/>
+    <w:bookmarkStart w:id="44" w:name="security-features"/>
     <w:p>
       <w:pPr>
         <w:pStyle w:val="Heading2"/>
@@ -3336,8 +3420,8 @@
         <w:t xml:space="preserve">802.1X Support</w:t>
       </w:r>
     </w:p>
-    <w:bookmarkEnd w:id="38"/>
-    <w:bookmarkStart w:id="39" w:name="optics---osfp-rhs-riding-heat-sink"/>
+    <w:bookmarkEnd w:id="44"/>
+    <w:bookmarkStart w:id="45" w:name="optics---osfp-rhs-riding-heat-sink"/>
     <w:p>
       <w:pPr>
         <w:pStyle w:val="Heading2"/>
@@ -3355,8 +3439,8 @@
         <w:t xml:space="preserve">OPTICS - OSFP-RHS (Riding Heat Sink)</w:t>
       </w:r>
     </w:p>
-    <w:bookmarkEnd w:id="39"/>
-    <w:bookmarkStart w:id="43" w:name="osfp-rhs-riding-heat-sink"/>
+    <w:bookmarkEnd w:id="45"/>
+    <w:bookmarkStart w:id="49" w:name="osfp-rhs-riding-heat-sink"/>
     <w:p>
       <w:pPr>
         <w:pStyle w:val="Heading2"/>
@@ -3463,18 +3547,18 @@
           <wp:inline>
             <wp:extent cx="5334000" cy="1802780"/>
             <wp:effectExtent b="0" l="0" r="0" t="0"/>
-            <wp:docPr descr="" title="" id="41" name="Picture"/>
+            <wp:docPr descr="" title="" id="47" name="Picture"/>
             <a:graphic>
               <a:graphicData uri="http://schemas.openxmlformats.org/drawingml/2006/picture">
                 <pic:pic>
                   <pic:nvPicPr>
-                    <pic:cNvPr descr="images/figure8.png" id="42" name="Picture"/>
+                    <pic:cNvPr descr="images/figure8.png" id="48" name="Picture"/>
                     <pic:cNvPicPr>
                       <a:picLocks noChangeArrowheads="1" noChangeAspect="1"/>
                     </pic:cNvPicPr>
                   </pic:nvPicPr>
                   <pic:blipFill>
-                    <a:blip r:embed="rId40"/>
+                    <a:blip r:embed="rId46"/>
                     <a:stretch>
                       <a:fillRect/>
                     </a:stretch>
@@ -3754,8 +3838,8 @@
         </w:tc>
       </w:tr>
     </w:tbl>
-    <w:bookmarkEnd w:id="43"/>
-    <w:bookmarkStart w:id="44" w:name="qfx5250---skus"/>
+    <w:bookmarkEnd w:id="49"/>
+    <w:bookmarkStart w:id="50" w:name="qfx5250---skus"/>
     <w:p>
       <w:pPr>
         <w:pStyle w:val="Heading2"/>
@@ -3988,8 +4072,8 @@
         </w:tc>
       </w:tr>
     </w:tbl>
-    <w:bookmarkEnd w:id="44"/>
-    <w:bookmarkStart w:id="45" w:name="conclusion"/>
+    <w:bookmarkEnd w:id="50"/>
+    <w:bookmarkStart w:id="51" w:name="conclusion"/>
     <w:p>
       <w:pPr>
         <w:pStyle w:val="Heading2"/>
@@ -4015,8 +4099,8 @@
         <w:t xml:space="preserve">The QFX5250-64OE-L marks a significant evolution in data center switching, delivering unprecedented 1.6TbE performance alongside advanced AI-aware traffic optimization and full liquid-cooling efficiency. By combining ultra-high bandwidth, intelligent congestion management, and streamlined automation, it addresses the demanding requirements of modern AI, HPC, and cloud-scale environments. Its flexible design, operational simplicity, and energy-efficient architecture position it as a foundational building block for next-generation, high-density data center fabrics.</w:t>
       </w:r>
     </w:p>
-    <w:bookmarkEnd w:id="45"/>
-    <w:bookmarkStart w:id="55" w:name="useful-links"/>
+    <w:bookmarkEnd w:id="51"/>
+    <w:bookmarkStart w:id="61" w:name="useful-links"/>
     <w:p>
       <w:pPr>
         <w:pStyle w:val="Heading2"/>
@@ -4050,7 +4134,7 @@
           <w:numId w:val="1013"/>
         </w:numPr>
       </w:pPr>
-      <w:hyperlink r:id="rId46">
+      <w:hyperlink r:id="rId52">
         <w:r>
           <w:rPr>
             <w:rStyle w:val="Hyperlink"/>
@@ -4067,7 +4151,7 @@
           <w:numId w:val="1013"/>
         </w:numPr>
       </w:pPr>
-      <w:hyperlink r:id="rId47">
+      <w:hyperlink r:id="rId53">
         <w:r>
           <w:rPr>
             <w:rStyle w:val="Hyperlink"/>
@@ -4084,7 +4168,7 @@
           <w:numId w:val="1013"/>
         </w:numPr>
       </w:pPr>
-      <w:hyperlink r:id="rId48">
+      <w:hyperlink r:id="rId54">
         <w:r>
           <w:rPr>
             <w:rStyle w:val="Hyperlink"/>
@@ -4101,7 +4185,7 @@
           <w:numId w:val="1013"/>
         </w:numPr>
       </w:pPr>
-      <w:hyperlink r:id="rId49">
+      <w:hyperlink r:id="rId55">
         <w:r>
           <w:rPr>
             <w:rStyle w:val="Hyperlink"/>
@@ -4118,7 +4202,7 @@
           <w:numId w:val="1013"/>
         </w:numPr>
       </w:pPr>
-      <w:hyperlink r:id="rId50">
+      <w:hyperlink r:id="rId56">
         <w:r>
           <w:rPr>
             <w:rStyle w:val="Hyperlink"/>
@@ -4135,7 +4219,7 @@
           <w:numId w:val="1013"/>
         </w:numPr>
       </w:pPr>
-      <w:hyperlink r:id="rId51">
+      <w:hyperlink r:id="rId57">
         <w:r>
           <w:rPr>
             <w:rStyle w:val="Hyperlink"/>
@@ -4152,7 +4236,7 @@
           <w:numId w:val="1013"/>
         </w:numPr>
       </w:pPr>
-      <w:hyperlink r:id="rId52">
+      <w:hyperlink r:id="rId58">
         <w:r>
           <w:rPr>
             <w:rStyle w:val="Hyperlink"/>
@@ -4169,7 +4253,7 @@
           <w:numId w:val="1013"/>
         </w:numPr>
       </w:pPr>
-      <w:hyperlink r:id="rId53">
+      <w:hyperlink r:id="rId59">
         <w:r>
           <w:rPr>
             <w:rStyle w:val="Hyperlink"/>
@@ -4186,7 +4270,7 @@
           <w:numId w:val="1013"/>
         </w:numPr>
       </w:pPr>
-      <w:hyperlink r:id="rId54">
+      <w:hyperlink r:id="rId60">
         <w:r>
           <w:rPr>
             <w:rStyle w:val="Hyperlink"/>
@@ -4195,8 +4279,8 @@
         </w:r>
       </w:hyperlink>
     </w:p>
-    <w:bookmarkEnd w:id="55"/>
-    <w:bookmarkStart w:id="56" w:name="glossary"/>
+    <w:bookmarkEnd w:id="61"/>
+    <w:bookmarkStart w:id="62" w:name="glossary"/>
     <w:p>
       <w:pPr>
         <w:pStyle w:val="Heading2"/>
@@ -4562,8 +4646,8 @@
         <w:t xml:space="preserve">WPS: Weighted Packet Spraying</w:t>
       </w:r>
     </w:p>
-    <w:bookmarkEnd w:id="56"/>
-    <w:bookmarkStart w:id="57" w:name="acknowledgements"/>
+    <w:bookmarkEnd w:id="62"/>
+    <w:bookmarkStart w:id="63" w:name="acknowledgements"/>
     <w:p>
       <w:pPr>
         <w:pStyle w:val="Heading2"/>
@@ -4589,8 +4673,8 @@
         <w:t xml:space="preserve">I’d like to thank my colleagues for their support and collaboration throughout this work. Special thanks to Ridhi Hamidi (PhD), Michal Styszynski, Rajesh Dhople, and Chirag Kachalia for their guidance, helpful discussions, product insights, and careful review and corrections of the blog. Their input played an important role in improving both the clarity and quality of the work.</w:t>
       </w:r>
     </w:p>
-    <w:bookmarkEnd w:id="57"/>
-    <w:bookmarkEnd w:id="58"/>
+    <w:bookmarkEnd w:id="63"/>
+    <w:bookmarkEnd w:id="64"/>
     <w:sectPr/>
   </w:body>
 </w:document>

--- a/my-first-article/download/my-first-article.docx
+++ b/my-first-article/download/my-first-article.docx
@@ -112,7 +112,7 @@
         </w:p>
       </w:sdtContent>
     </w:sdt>
-    <w:bookmarkStart w:id="64" w:name="X817ce219fa51944dbd87e4c5ccd3b5ecaabd7ff"/>
+    <w:bookmarkStart w:id="61" w:name="X817ce219fa51944dbd87e4c5ccd3b5ecaabd7ff"/>
     <w:p>
       <w:pPr>
         <w:pStyle w:val="Heading1"/>
@@ -631,7 +631,7 @@
       </w:tr>
     </w:tbl>
     <w:bookmarkEnd w:id="27"/>
-    <w:bookmarkStart w:id="31" w:name="switch-description"/>
+    <w:bookmarkStart w:id="28" w:name="switch-description"/>
     <w:p>
       <w:pPr>
         <w:pStyle w:val="Heading2"/>
@@ -669,48 +669,6 @@
       <w:pPr>
         <w:pStyle w:val="BodyText"/>
       </w:pPr>
-      <w:r>
-        <w:drawing>
-          <wp:inline>
-            <wp:extent cx="5334000" cy="1888921"/>
-            <wp:effectExtent b="0" l="0" r="0" t="0"/>
-            <wp:docPr descr="" title="" id="29" name="Picture"/>
-            <a:graphic>
-              <a:graphicData uri="http://schemas.openxmlformats.org/drawingml/2006/picture">
-                <pic:pic>
-                  <pic:nvPicPr>
-                    <pic:cNvPr descr="images/figure5.png" id="30" name="Picture"/>
-                    <pic:cNvPicPr>
-                      <a:picLocks noChangeArrowheads="1" noChangeAspect="1"/>
-                    </pic:cNvPicPr>
-                  </pic:nvPicPr>
-                  <pic:blipFill>
-                    <a:blip r:embed="rId28"/>
-                    <a:stretch>
-                      <a:fillRect/>
-                    </a:stretch>
-                  </pic:blipFill>
-                  <pic:spPr bwMode="auto">
-                    <a:xfrm>
-                      <a:off x="0" y="0"/>
-                      <a:ext cx="5334000" cy="1888921"/>
-                    </a:xfrm>
-                    <a:prstGeom prst="rect">
-                      <a:avLst/>
-                    </a:prstGeom>
-                    <a:noFill/>
-                    <a:ln w="9525">
-                      <a:noFill/>
-                      <a:headEnd/>
-                      <a:tailEnd/>
-                    </a:ln>
-                  </pic:spPr>
-                </pic:pic>
-              </a:graphicData>
-            </a:graphic>
-          </wp:inline>
-        </w:drawing>
-      </w:r>
     </w:p>
     <w:p>
       <w:pPr>
@@ -1937,8 +1895,8 @@
         </w:tc>
       </w:tr>
     </w:tbl>
-    <w:bookmarkEnd w:id="31"/>
-    <w:bookmarkStart w:id="32" w:name="liquid-cooling-and-early-leak-detection"/>
+    <w:bookmarkEnd w:id="28"/>
+    <w:bookmarkStart w:id="29" w:name="liquid-cooling-and-early-leak-detection"/>
     <w:p>
       <w:pPr>
         <w:pStyle w:val="Heading2"/>
@@ -2020,8 +1978,8 @@
         <w:t xml:space="preserve">Dedicated cold plates for CPUs, TH6 silicon, and optics improve thermal efficiency while supporting high-density rack deployments.</w:t>
       </w:r>
     </w:p>
-    <w:bookmarkEnd w:id="32"/>
-    <w:bookmarkStart w:id="33" w:name="leak-detection-controller-ldc"/>
+    <w:bookmarkEnd w:id="29"/>
+    <w:bookmarkStart w:id="30" w:name="leak-detection-controller-ldc"/>
     <w:p>
       <w:pPr>
         <w:pStyle w:val="Heading2"/>
@@ -2071,8 +2029,8 @@
         <w:t xml:space="preserve">The system also reports temperature and pressure telemetry through the CPU. If the over-temperature limit is reached, the system will power off automatically.</w:t>
       </w:r>
     </w:p>
-    <w:bookmarkEnd w:id="33"/>
-    <w:bookmarkStart w:id="34" w:name="forwarding-architecture"/>
+    <w:bookmarkEnd w:id="30"/>
+    <w:bookmarkStart w:id="31" w:name="forwarding-architecture"/>
     <w:p>
       <w:pPr>
         <w:pStyle w:val="Heading2"/>
@@ -2106,8 +2064,8 @@
         <w:t xml:space="preserve">It supports high-speed L2/L3 forwarding optimized for east-west traffic in AI, HPC, and cloud data center environments. The platform also includes ~267 MB of shared buffer, helping absorb microbursts and improve traffic handling during transient congestion.</w:t>
       </w:r>
     </w:p>
-    <w:bookmarkEnd w:id="34"/>
-    <w:bookmarkStart w:id="35" w:name="interfaces-and-breakout-ports"/>
+    <w:bookmarkEnd w:id="31"/>
+    <w:bookmarkStart w:id="32" w:name="interfaces-and-breakout-ports"/>
     <w:p>
       <w:pPr>
         <w:pStyle w:val="Heading2"/>
@@ -2267,8 +2225,8 @@
         </w:tc>
       </w:tr>
     </w:tbl>
-    <w:bookmarkEnd w:id="35"/>
-    <w:bookmarkStart w:id="36" w:name="software-overview"/>
+    <w:bookmarkEnd w:id="32"/>
+    <w:bookmarkStart w:id="33" w:name="software-overview"/>
     <w:p>
       <w:pPr>
         <w:pStyle w:val="Heading2"/>
@@ -2320,8 +2278,8 @@
         <w:t xml:space="preserve">The features marked with a star (*) are officially coming at FRS+.</w:t>
       </w:r>
     </w:p>
-    <w:bookmarkEnd w:id="36"/>
-    <w:bookmarkStart w:id="37" w:name="layer-3-ip-routing"/>
+    <w:bookmarkEnd w:id="33"/>
+    <w:bookmarkStart w:id="34" w:name="layer-3-ip-routing"/>
     <w:p>
       <w:pPr>
         <w:pStyle w:val="Heading2"/>
@@ -2507,8 +2465,8 @@
         <w:t xml:space="preserve">MRC with SRv6 uSID *</w:t>
       </w:r>
     </w:p>
-    <w:bookmarkEnd w:id="37"/>
-    <w:bookmarkStart w:id="38" w:name="ai-dc-load-balancing"/>
+    <w:bookmarkEnd w:id="34"/>
+    <w:bookmarkStart w:id="35" w:name="ai-dc-load-balancing"/>
     <w:p>
       <w:pPr>
         <w:pStyle w:val="Heading2"/>
@@ -2610,8 +2568,8 @@
         <w:t xml:space="preserve">Static Load Balancing - 5-tuple based, with ROCEv2 QP as part of the hashing</w:t>
       </w:r>
     </w:p>
-    <w:bookmarkEnd w:id="38"/>
-    <w:bookmarkStart w:id="39" w:name="ai-dc-lossless-fabric"/>
+    <w:bookmarkEnd w:id="35"/>
+    <w:bookmarkStart w:id="36" w:name="ai-dc-lossless-fabric"/>
     <w:p>
       <w:pPr>
         <w:pStyle w:val="Heading2"/>
@@ -2785,8 +2743,8 @@
         <w:t xml:space="preserve">L2/L3 QoS pipeline - classification, rewrite, queuing, WRED, ECN, and shared buffer monitoring</w:t>
       </w:r>
     </w:p>
-    <w:bookmarkEnd w:id="39"/>
-    <w:bookmarkStart w:id="40" w:name="uec-ultra-ethernet-consortium-readiness"/>
+    <w:bookmarkEnd w:id="36"/>
+    <w:bookmarkStart w:id="37" w:name="uec-ultra-ethernet-consortium-readiness"/>
     <w:p>
       <w:pPr>
         <w:pStyle w:val="Heading2"/>
@@ -2852,8 +2810,8 @@
         <w:t xml:space="preserve">LLR support *</w:t>
       </w:r>
     </w:p>
-    <w:bookmarkEnd w:id="40"/>
-    <w:bookmarkStart w:id="41" w:name="monitoring-telemetry"/>
+    <w:bookmarkEnd w:id="37"/>
+    <w:bookmarkStart w:id="38" w:name="monitoring-telemetry"/>
     <w:p>
       <w:pPr>
         <w:pStyle w:val="Heading2"/>
@@ -3039,8 +2997,8 @@
         <w:t xml:space="preserve">Pressured Humidity Sensor</w:t>
       </w:r>
     </w:p>
-    <w:bookmarkEnd w:id="41"/>
-    <w:bookmarkStart w:id="42" w:name="management-automation"/>
+    <w:bookmarkEnd w:id="38"/>
+    <w:bookmarkStart w:id="39" w:name="management-automation"/>
     <w:p>
       <w:pPr>
         <w:pStyle w:val="Heading2"/>
@@ -3166,8 +3124,8 @@
         <w:t xml:space="preserve">3rd-party applications, containers in Junos Evolved</w:t>
       </w:r>
     </w:p>
-    <w:bookmarkEnd w:id="42"/>
-    <w:bookmarkStart w:id="43" w:name="layer-2-switching"/>
+    <w:bookmarkEnd w:id="39"/>
+    <w:bookmarkStart w:id="40" w:name="layer-2-switching"/>
     <w:p>
       <w:pPr>
         <w:pStyle w:val="Heading2"/>
@@ -3305,8 +3263,8 @@
         <w:t xml:space="preserve">EVI (EVPN L2 instances with vlan-based, vlan-aware services) *</w:t>
       </w:r>
     </w:p>
-    <w:bookmarkEnd w:id="43"/>
-    <w:bookmarkStart w:id="44" w:name="security-features"/>
+    <w:bookmarkEnd w:id="40"/>
+    <w:bookmarkStart w:id="41" w:name="security-features"/>
     <w:p>
       <w:pPr>
         <w:pStyle w:val="Heading2"/>
@@ -3420,8 +3378,8 @@
         <w:t xml:space="preserve">802.1X Support</w:t>
       </w:r>
     </w:p>
-    <w:bookmarkEnd w:id="44"/>
-    <w:bookmarkStart w:id="45" w:name="optics---osfp-rhs-riding-heat-sink"/>
+    <w:bookmarkEnd w:id="41"/>
+    <w:bookmarkStart w:id="42" w:name="optics---osfp-rhs-riding-heat-sink"/>
     <w:p>
       <w:pPr>
         <w:pStyle w:val="Heading2"/>
@@ -3439,8 +3397,8 @@
         <w:t xml:space="preserve">OPTICS - OSFP-RHS (Riding Heat Sink)</w:t>
       </w:r>
     </w:p>
-    <w:bookmarkEnd w:id="45"/>
-    <w:bookmarkStart w:id="49" w:name="osfp-rhs-riding-heat-sink"/>
+    <w:bookmarkEnd w:id="42"/>
+    <w:bookmarkStart w:id="46" w:name="osfp-rhs-riding-heat-sink"/>
     <w:p>
       <w:pPr>
         <w:pStyle w:val="Heading2"/>
@@ -3547,18 +3505,18 @@
           <wp:inline>
             <wp:extent cx="5334000" cy="1802780"/>
             <wp:effectExtent b="0" l="0" r="0" t="0"/>
-            <wp:docPr descr="" title="" id="47" name="Picture"/>
+            <wp:docPr descr="" title="" id="44" name="Picture"/>
             <a:graphic>
               <a:graphicData uri="http://schemas.openxmlformats.org/drawingml/2006/picture">
                 <pic:pic>
                   <pic:nvPicPr>
-                    <pic:cNvPr descr="images/figure8.png" id="48" name="Picture"/>
+                    <pic:cNvPr descr="images/figure8.png" id="45" name="Picture"/>
                     <pic:cNvPicPr>
                       <a:picLocks noChangeArrowheads="1" noChangeAspect="1"/>
                     </pic:cNvPicPr>
                   </pic:nvPicPr>
                   <pic:blipFill>
-                    <a:blip r:embed="rId46"/>
+                    <a:blip r:embed="rId43"/>
                     <a:stretch>
                       <a:fillRect/>
                     </a:stretch>
@@ -3838,8 +3796,8 @@
         </w:tc>
       </w:tr>
     </w:tbl>
-    <w:bookmarkEnd w:id="49"/>
-    <w:bookmarkStart w:id="50" w:name="qfx5250---skus"/>
+    <w:bookmarkEnd w:id="46"/>
+    <w:bookmarkStart w:id="47" w:name="qfx5250---skus"/>
     <w:p>
       <w:pPr>
         <w:pStyle w:val="Heading2"/>
@@ -4072,8 +4030,8 @@
         </w:tc>
       </w:tr>
     </w:tbl>
-    <w:bookmarkEnd w:id="50"/>
-    <w:bookmarkStart w:id="51" w:name="conclusion"/>
+    <w:bookmarkEnd w:id="47"/>
+    <w:bookmarkStart w:id="48" w:name="conclusion"/>
     <w:p>
       <w:pPr>
         <w:pStyle w:val="Heading2"/>
@@ -4099,8 +4057,8 @@
         <w:t xml:space="preserve">The QFX5250-64OE-L marks a significant evolution in data center switching, delivering unprecedented 1.6TbE performance alongside advanced AI-aware traffic optimization and full liquid-cooling efficiency. By combining ultra-high bandwidth, intelligent congestion management, and streamlined automation, it addresses the demanding requirements of modern AI, HPC, and cloud-scale environments. Its flexible design, operational simplicity, and energy-efficient architecture position it as a foundational building block for next-generation, high-density data center fabrics.</w:t>
       </w:r>
     </w:p>
-    <w:bookmarkEnd w:id="51"/>
-    <w:bookmarkStart w:id="61" w:name="useful-links"/>
+    <w:bookmarkEnd w:id="48"/>
+    <w:bookmarkStart w:id="58" w:name="useful-links"/>
     <w:p>
       <w:pPr>
         <w:pStyle w:val="Heading2"/>
@@ -4134,7 +4092,7 @@
           <w:numId w:val="1013"/>
         </w:numPr>
       </w:pPr>
-      <w:hyperlink r:id="rId52">
+      <w:hyperlink r:id="rId49">
         <w:r>
           <w:rPr>
             <w:rStyle w:val="Hyperlink"/>
@@ -4151,7 +4109,7 @@
           <w:numId w:val="1013"/>
         </w:numPr>
       </w:pPr>
-      <w:hyperlink r:id="rId53">
+      <w:hyperlink r:id="rId50">
         <w:r>
           <w:rPr>
             <w:rStyle w:val="Hyperlink"/>
@@ -4168,7 +4126,7 @@
           <w:numId w:val="1013"/>
         </w:numPr>
       </w:pPr>
-      <w:hyperlink r:id="rId54">
+      <w:hyperlink r:id="rId51">
         <w:r>
           <w:rPr>
             <w:rStyle w:val="Hyperlink"/>
@@ -4185,7 +4143,7 @@
           <w:numId w:val="1013"/>
         </w:numPr>
       </w:pPr>
-      <w:hyperlink r:id="rId55">
+      <w:hyperlink r:id="rId52">
         <w:r>
           <w:rPr>
             <w:rStyle w:val="Hyperlink"/>
@@ -4202,7 +4160,7 @@
           <w:numId w:val="1013"/>
         </w:numPr>
       </w:pPr>
-      <w:hyperlink r:id="rId56">
+      <w:hyperlink r:id="rId53">
         <w:r>
           <w:rPr>
             <w:rStyle w:val="Hyperlink"/>
@@ -4219,7 +4177,7 @@
           <w:numId w:val="1013"/>
         </w:numPr>
       </w:pPr>
-      <w:hyperlink r:id="rId57">
+      <w:hyperlink r:id="rId54">
         <w:r>
           <w:rPr>
             <w:rStyle w:val="Hyperlink"/>
@@ -4236,7 +4194,7 @@
           <w:numId w:val="1013"/>
         </w:numPr>
       </w:pPr>
-      <w:hyperlink r:id="rId58">
+      <w:hyperlink r:id="rId55">
         <w:r>
           <w:rPr>
             <w:rStyle w:val="Hyperlink"/>
@@ -4253,7 +4211,7 @@
           <w:numId w:val="1013"/>
         </w:numPr>
       </w:pPr>
-      <w:hyperlink r:id="rId59">
+      <w:hyperlink r:id="rId56">
         <w:r>
           <w:rPr>
             <w:rStyle w:val="Hyperlink"/>
@@ -4270,7 +4228,7 @@
           <w:numId w:val="1013"/>
         </w:numPr>
       </w:pPr>
-      <w:hyperlink r:id="rId60">
+      <w:hyperlink r:id="rId57">
         <w:r>
           <w:rPr>
             <w:rStyle w:val="Hyperlink"/>
@@ -4279,8 +4237,8 @@
         </w:r>
       </w:hyperlink>
     </w:p>
-    <w:bookmarkEnd w:id="61"/>
-    <w:bookmarkStart w:id="62" w:name="glossary"/>
+    <w:bookmarkEnd w:id="58"/>
+    <w:bookmarkStart w:id="59" w:name="glossary"/>
     <w:p>
       <w:pPr>
         <w:pStyle w:val="Heading2"/>
@@ -4646,8 +4604,8 @@
         <w:t xml:space="preserve">WPS: Weighted Packet Spraying</w:t>
       </w:r>
     </w:p>
-    <w:bookmarkEnd w:id="62"/>
-    <w:bookmarkStart w:id="63" w:name="acknowledgements"/>
+    <w:bookmarkEnd w:id="59"/>
+    <w:bookmarkStart w:id="60" w:name="acknowledgements"/>
     <w:p>
       <w:pPr>
         <w:pStyle w:val="Heading2"/>
@@ -4673,8 +4631,8 @@
         <w:t xml:space="preserve">I’d like to thank my colleagues for their support and collaboration throughout this work. Special thanks to Ridhi Hamidi (PhD), Michal Styszynski, Rajesh Dhople, and Chirag Kachalia for their guidance, helpful discussions, product insights, and careful review and corrections of the blog. Their input played an important role in improving both the clarity and quality of the work.</w:t>
       </w:r>
     </w:p>
-    <w:bookmarkEnd w:id="63"/>
-    <w:bookmarkEnd w:id="64"/>
+    <w:bookmarkEnd w:id="60"/>
+    <w:bookmarkEnd w:id="61"/>
     <w:sectPr/>
   </w:body>
 </w:document>

--- a/my-first-article/download/my-first-article.docx
+++ b/my-first-article/download/my-first-article.docx
@@ -112,7 +112,7 @@
         </w:p>
       </w:sdtContent>
     </w:sdt>
-    <w:bookmarkStart w:id="61" w:name="X817ce219fa51944dbd87e4c5ccd3b5ecaabd7ff"/>
+    <w:bookmarkStart w:id="58" w:name="X817ce219fa51944dbd87e4c5ccd3b5ecaabd7ff"/>
     <w:p>
       <w:pPr>
         <w:pStyle w:val="Heading1"/>
@@ -311,7 +311,7 @@
       </w:r>
     </w:p>
     <w:bookmarkEnd w:id="22"/>
-    <w:bookmarkStart w:id="26" w:name="easy-to-operate-at-scale"/>
+    <w:bookmarkStart w:id="23" w:name="easy-to-operate-at-scale"/>
     <w:p>
       <w:pPr>
         <w:pStyle w:val="Heading2"/>
@@ -349,56 +349,14 @@
       <w:pPr>
         <w:pStyle w:val="BodyText"/>
       </w:pPr>
-      <w:r>
-        <w:drawing>
-          <wp:inline>
-            <wp:extent cx="5334000" cy="1466850"/>
-            <wp:effectExtent b="0" l="0" r="0" t="0"/>
-            <wp:docPr descr="" title="" id="24" name="Picture"/>
-            <a:graphic>
-              <a:graphicData uri="http://schemas.openxmlformats.org/drawingml/2006/picture">
-                <pic:pic>
-                  <pic:nvPicPr>
-                    <pic:cNvPr descr="images/figure3.png" id="25" name="Picture"/>
-                    <pic:cNvPicPr>
-                      <a:picLocks noChangeArrowheads="1" noChangeAspect="1"/>
-                    </pic:cNvPicPr>
-                  </pic:nvPicPr>
-                  <pic:blipFill>
-                    <a:blip r:embed="rId23"/>
-                    <a:stretch>
-                      <a:fillRect/>
-                    </a:stretch>
-                  </pic:blipFill>
-                  <pic:spPr bwMode="auto">
-                    <a:xfrm>
-                      <a:off x="0" y="0"/>
-                      <a:ext cx="5334000" cy="1466850"/>
-                    </a:xfrm>
-                    <a:prstGeom prst="rect">
-                      <a:avLst/>
-                    </a:prstGeom>
-                    <a:noFill/>
-                    <a:ln w="9525">
-                      <a:noFill/>
-                      <a:headEnd/>
-                      <a:tailEnd/>
-                    </a:ln>
-                  </pic:spPr>
-                </pic:pic>
-              </a:graphicData>
-            </a:graphic>
-          </wp:inline>
-        </w:drawing>
-      </w:r>
     </w:p>
     <w:p>
       <w:pPr>
         <w:pStyle w:val="BodyText"/>
       </w:pPr>
     </w:p>
-    <w:bookmarkEnd w:id="26"/>
-    <w:bookmarkStart w:id="27" w:name="key-use-cases"/>
+    <w:bookmarkEnd w:id="23"/>
+    <w:bookmarkStart w:id="24" w:name="key-use-cases"/>
     <w:p>
       <w:pPr>
         <w:pStyle w:val="Heading2"/>
@@ -630,8 +588,8 @@
         </w:tc>
       </w:tr>
     </w:tbl>
-    <w:bookmarkEnd w:id="27"/>
-    <w:bookmarkStart w:id="28" w:name="switch-description"/>
+    <w:bookmarkEnd w:id="24"/>
+    <w:bookmarkStart w:id="25" w:name="switch-description"/>
     <w:p>
       <w:pPr>
         <w:pStyle w:val="Heading2"/>
@@ -1895,8 +1853,8 @@
         </w:tc>
       </w:tr>
     </w:tbl>
-    <w:bookmarkEnd w:id="28"/>
-    <w:bookmarkStart w:id="29" w:name="liquid-cooling-and-early-leak-detection"/>
+    <w:bookmarkEnd w:id="25"/>
+    <w:bookmarkStart w:id="26" w:name="liquid-cooling-and-early-leak-detection"/>
     <w:p>
       <w:pPr>
         <w:pStyle w:val="Heading2"/>
@@ -1978,8 +1936,8 @@
         <w:t xml:space="preserve">Dedicated cold plates for CPUs, TH6 silicon, and optics improve thermal efficiency while supporting high-density rack deployments.</w:t>
       </w:r>
     </w:p>
-    <w:bookmarkEnd w:id="29"/>
-    <w:bookmarkStart w:id="30" w:name="leak-detection-controller-ldc"/>
+    <w:bookmarkEnd w:id="26"/>
+    <w:bookmarkStart w:id="27" w:name="leak-detection-controller-ldc"/>
     <w:p>
       <w:pPr>
         <w:pStyle w:val="Heading2"/>
@@ -2029,8 +1987,8 @@
         <w:t xml:space="preserve">The system also reports temperature and pressure telemetry through the CPU. If the over-temperature limit is reached, the system will power off automatically.</w:t>
       </w:r>
     </w:p>
-    <w:bookmarkEnd w:id="30"/>
-    <w:bookmarkStart w:id="31" w:name="forwarding-architecture"/>
+    <w:bookmarkEnd w:id="27"/>
+    <w:bookmarkStart w:id="28" w:name="forwarding-architecture"/>
     <w:p>
       <w:pPr>
         <w:pStyle w:val="Heading2"/>
@@ -2064,8 +2022,8 @@
         <w:t xml:space="preserve">It supports high-speed L2/L3 forwarding optimized for east-west traffic in AI, HPC, and cloud data center environments. The platform also includes ~267 MB of shared buffer, helping absorb microbursts and improve traffic handling during transient congestion.</w:t>
       </w:r>
     </w:p>
-    <w:bookmarkEnd w:id="31"/>
-    <w:bookmarkStart w:id="32" w:name="interfaces-and-breakout-ports"/>
+    <w:bookmarkEnd w:id="28"/>
+    <w:bookmarkStart w:id="29" w:name="interfaces-and-breakout-ports"/>
     <w:p>
       <w:pPr>
         <w:pStyle w:val="Heading2"/>
@@ -2225,8 +2183,8 @@
         </w:tc>
       </w:tr>
     </w:tbl>
-    <w:bookmarkEnd w:id="32"/>
-    <w:bookmarkStart w:id="33" w:name="software-overview"/>
+    <w:bookmarkEnd w:id="29"/>
+    <w:bookmarkStart w:id="30" w:name="software-overview"/>
     <w:p>
       <w:pPr>
         <w:pStyle w:val="Heading2"/>
@@ -2278,8 +2236,8 @@
         <w:t xml:space="preserve">The features marked with a star (*) are officially coming at FRS+.</w:t>
       </w:r>
     </w:p>
-    <w:bookmarkEnd w:id="33"/>
-    <w:bookmarkStart w:id="34" w:name="layer-3-ip-routing"/>
+    <w:bookmarkEnd w:id="30"/>
+    <w:bookmarkStart w:id="31" w:name="layer-3-ip-routing"/>
     <w:p>
       <w:pPr>
         <w:pStyle w:val="Heading2"/>
@@ -2465,8 +2423,8 @@
         <w:t xml:space="preserve">MRC with SRv6 uSID *</w:t>
       </w:r>
     </w:p>
-    <w:bookmarkEnd w:id="34"/>
-    <w:bookmarkStart w:id="35" w:name="ai-dc-load-balancing"/>
+    <w:bookmarkEnd w:id="31"/>
+    <w:bookmarkStart w:id="32" w:name="ai-dc-load-balancing"/>
     <w:p>
       <w:pPr>
         <w:pStyle w:val="Heading2"/>
@@ -2568,8 +2526,8 @@
         <w:t xml:space="preserve">Static Load Balancing - 5-tuple based, with ROCEv2 QP as part of the hashing</w:t>
       </w:r>
     </w:p>
-    <w:bookmarkEnd w:id="35"/>
-    <w:bookmarkStart w:id="36" w:name="ai-dc-lossless-fabric"/>
+    <w:bookmarkEnd w:id="32"/>
+    <w:bookmarkStart w:id="33" w:name="ai-dc-lossless-fabric"/>
     <w:p>
       <w:pPr>
         <w:pStyle w:val="Heading2"/>
@@ -2743,8 +2701,8 @@
         <w:t xml:space="preserve">L2/L3 QoS pipeline - classification, rewrite, queuing, WRED, ECN, and shared buffer monitoring</w:t>
       </w:r>
     </w:p>
-    <w:bookmarkEnd w:id="36"/>
-    <w:bookmarkStart w:id="37" w:name="uec-ultra-ethernet-consortium-readiness"/>
+    <w:bookmarkEnd w:id="33"/>
+    <w:bookmarkStart w:id="34" w:name="uec-ultra-ethernet-consortium-readiness"/>
     <w:p>
       <w:pPr>
         <w:pStyle w:val="Heading2"/>
@@ -2810,8 +2768,8 @@
         <w:t xml:space="preserve">LLR support *</w:t>
       </w:r>
     </w:p>
-    <w:bookmarkEnd w:id="37"/>
-    <w:bookmarkStart w:id="38" w:name="monitoring-telemetry"/>
+    <w:bookmarkEnd w:id="34"/>
+    <w:bookmarkStart w:id="35" w:name="monitoring-telemetry"/>
     <w:p>
       <w:pPr>
         <w:pStyle w:val="Heading2"/>
@@ -2997,8 +2955,8 @@
         <w:t xml:space="preserve">Pressured Humidity Sensor</w:t>
       </w:r>
     </w:p>
-    <w:bookmarkEnd w:id="38"/>
-    <w:bookmarkStart w:id="39" w:name="management-automation"/>
+    <w:bookmarkEnd w:id="35"/>
+    <w:bookmarkStart w:id="36" w:name="management-automation"/>
     <w:p>
       <w:pPr>
         <w:pStyle w:val="Heading2"/>
@@ -3124,8 +3082,8 @@
         <w:t xml:space="preserve">3rd-party applications, containers in Junos Evolved</w:t>
       </w:r>
     </w:p>
-    <w:bookmarkEnd w:id="39"/>
-    <w:bookmarkStart w:id="40" w:name="layer-2-switching"/>
+    <w:bookmarkEnd w:id="36"/>
+    <w:bookmarkStart w:id="37" w:name="layer-2-switching"/>
     <w:p>
       <w:pPr>
         <w:pStyle w:val="Heading2"/>
@@ -3263,8 +3221,8 @@
         <w:t xml:space="preserve">EVI (EVPN L2 instances with vlan-based, vlan-aware services) *</w:t>
       </w:r>
     </w:p>
-    <w:bookmarkEnd w:id="40"/>
-    <w:bookmarkStart w:id="41" w:name="security-features"/>
+    <w:bookmarkEnd w:id="37"/>
+    <w:bookmarkStart w:id="38" w:name="security-features"/>
     <w:p>
       <w:pPr>
         <w:pStyle w:val="Heading2"/>
@@ -3378,8 +3336,8 @@
         <w:t xml:space="preserve">802.1X Support</w:t>
       </w:r>
     </w:p>
-    <w:bookmarkEnd w:id="41"/>
-    <w:bookmarkStart w:id="42" w:name="optics---osfp-rhs-riding-heat-sink"/>
+    <w:bookmarkEnd w:id="38"/>
+    <w:bookmarkStart w:id="39" w:name="optics---osfp-rhs-riding-heat-sink"/>
     <w:p>
       <w:pPr>
         <w:pStyle w:val="Heading2"/>
@@ -3397,8 +3355,8 @@
         <w:t xml:space="preserve">OPTICS - OSFP-RHS (Riding Heat Sink)</w:t>
       </w:r>
     </w:p>
-    <w:bookmarkEnd w:id="42"/>
-    <w:bookmarkStart w:id="46" w:name="osfp-rhs-riding-heat-sink"/>
+    <w:bookmarkEnd w:id="39"/>
+    <w:bookmarkStart w:id="43" w:name="osfp-rhs-riding-heat-sink"/>
     <w:p>
       <w:pPr>
         <w:pStyle w:val="Heading2"/>
@@ -3505,18 +3463,18 @@
           <wp:inline>
             <wp:extent cx="5334000" cy="1802780"/>
             <wp:effectExtent b="0" l="0" r="0" t="0"/>
-            <wp:docPr descr="" title="" id="44" name="Picture"/>
+            <wp:docPr descr="" title="" id="41" name="Picture"/>
             <a:graphic>
               <a:graphicData uri="http://schemas.openxmlformats.org/drawingml/2006/picture">
                 <pic:pic>
                   <pic:nvPicPr>
-                    <pic:cNvPr descr="images/figure8.png" id="45" name="Picture"/>
+                    <pic:cNvPr descr="images/figure8.png" id="42" name="Picture"/>
                     <pic:cNvPicPr>
                       <a:picLocks noChangeArrowheads="1" noChangeAspect="1"/>
                     </pic:cNvPicPr>
                   </pic:nvPicPr>
                   <pic:blipFill>
-                    <a:blip r:embed="rId43"/>
+                    <a:blip r:embed="rId40"/>
                     <a:stretch>
                       <a:fillRect/>
                     </a:stretch>
@@ -3796,8 +3754,8 @@
         </w:tc>
       </w:tr>
     </w:tbl>
-    <w:bookmarkEnd w:id="46"/>
-    <w:bookmarkStart w:id="47" w:name="qfx5250---skus"/>
+    <w:bookmarkEnd w:id="43"/>
+    <w:bookmarkStart w:id="44" w:name="qfx5250---skus"/>
     <w:p>
       <w:pPr>
         <w:pStyle w:val="Heading2"/>
@@ -4030,8 +3988,8 @@
         </w:tc>
       </w:tr>
     </w:tbl>
-    <w:bookmarkEnd w:id="47"/>
-    <w:bookmarkStart w:id="48" w:name="conclusion"/>
+    <w:bookmarkEnd w:id="44"/>
+    <w:bookmarkStart w:id="45" w:name="conclusion"/>
     <w:p>
       <w:pPr>
         <w:pStyle w:val="Heading2"/>
@@ -4057,8 +4015,8 @@
         <w:t xml:space="preserve">The QFX5250-64OE-L marks a significant evolution in data center switching, delivering unprecedented 1.6TbE performance alongside advanced AI-aware traffic optimization and full liquid-cooling efficiency. By combining ultra-high bandwidth, intelligent congestion management, and streamlined automation, it addresses the demanding requirements of modern AI, HPC, and cloud-scale environments. Its flexible design, operational simplicity, and energy-efficient architecture position it as a foundational building block for next-generation, high-density data center fabrics.</w:t>
       </w:r>
     </w:p>
-    <w:bookmarkEnd w:id="48"/>
-    <w:bookmarkStart w:id="58" w:name="useful-links"/>
+    <w:bookmarkEnd w:id="45"/>
+    <w:bookmarkStart w:id="55" w:name="useful-links"/>
     <w:p>
       <w:pPr>
         <w:pStyle w:val="Heading2"/>
@@ -4092,7 +4050,7 @@
           <w:numId w:val="1013"/>
         </w:numPr>
       </w:pPr>
-      <w:hyperlink r:id="rId49">
+      <w:hyperlink r:id="rId46">
         <w:r>
           <w:rPr>
             <w:rStyle w:val="Hyperlink"/>
@@ -4109,7 +4067,7 @@
           <w:numId w:val="1013"/>
         </w:numPr>
       </w:pPr>
-      <w:hyperlink r:id="rId50">
+      <w:hyperlink r:id="rId47">
         <w:r>
           <w:rPr>
             <w:rStyle w:val="Hyperlink"/>
@@ -4126,7 +4084,7 @@
           <w:numId w:val="1013"/>
         </w:numPr>
       </w:pPr>
-      <w:hyperlink r:id="rId51">
+      <w:hyperlink r:id="rId48">
         <w:r>
           <w:rPr>
             <w:rStyle w:val="Hyperlink"/>
@@ -4143,7 +4101,7 @@
           <w:numId w:val="1013"/>
         </w:numPr>
       </w:pPr>
-      <w:hyperlink r:id="rId52">
+      <w:hyperlink r:id="rId49">
         <w:r>
           <w:rPr>
             <w:rStyle w:val="Hyperlink"/>
@@ -4160,7 +4118,7 @@
           <w:numId w:val="1013"/>
         </w:numPr>
       </w:pPr>
-      <w:hyperlink r:id="rId53">
+      <w:hyperlink r:id="rId50">
         <w:r>
           <w:rPr>
             <w:rStyle w:val="Hyperlink"/>
@@ -4177,7 +4135,7 @@
           <w:numId w:val="1013"/>
         </w:numPr>
       </w:pPr>
-      <w:hyperlink r:id="rId54">
+      <w:hyperlink r:id="rId51">
         <w:r>
           <w:rPr>
             <w:rStyle w:val="Hyperlink"/>
@@ -4194,7 +4152,7 @@
           <w:numId w:val="1013"/>
         </w:numPr>
       </w:pPr>
-      <w:hyperlink r:id="rId55">
+      <w:hyperlink r:id="rId52">
         <w:r>
           <w:rPr>
             <w:rStyle w:val="Hyperlink"/>
@@ -4211,7 +4169,7 @@
           <w:numId w:val="1013"/>
         </w:numPr>
       </w:pPr>
-      <w:hyperlink r:id="rId56">
+      <w:hyperlink r:id="rId53">
         <w:r>
           <w:rPr>
             <w:rStyle w:val="Hyperlink"/>
@@ -4228,7 +4186,7 @@
           <w:numId w:val="1013"/>
         </w:numPr>
       </w:pPr>
-      <w:hyperlink r:id="rId57">
+      <w:hyperlink r:id="rId54">
         <w:r>
           <w:rPr>
             <w:rStyle w:val="Hyperlink"/>
@@ -4237,8 +4195,8 @@
         </w:r>
       </w:hyperlink>
     </w:p>
-    <w:bookmarkEnd w:id="58"/>
-    <w:bookmarkStart w:id="59" w:name="glossary"/>
+    <w:bookmarkEnd w:id="55"/>
+    <w:bookmarkStart w:id="56" w:name="glossary"/>
     <w:p>
       <w:pPr>
         <w:pStyle w:val="Heading2"/>
@@ -4604,8 +4562,8 @@
         <w:t xml:space="preserve">WPS: Weighted Packet Spraying</w:t>
       </w:r>
     </w:p>
-    <w:bookmarkEnd w:id="59"/>
-    <w:bookmarkStart w:id="60" w:name="acknowledgements"/>
+    <w:bookmarkEnd w:id="56"/>
+    <w:bookmarkStart w:id="57" w:name="acknowledgements"/>
     <w:p>
       <w:pPr>
         <w:pStyle w:val="Heading2"/>
@@ -4631,8 +4589,8 @@
         <w:t xml:space="preserve">I’d like to thank my colleagues for their support and collaboration throughout this work. Special thanks to Ridhi Hamidi (PhD), Michal Styszynski, Rajesh Dhople, and Chirag Kachalia for their guidance, helpful discussions, product insights, and careful review and corrections of the blog. Their input played an important role in improving both the clarity and quality of the work.</w:t>
       </w:r>
     </w:p>
-    <w:bookmarkEnd w:id="60"/>
-    <w:bookmarkEnd w:id="61"/>
+    <w:bookmarkEnd w:id="57"/>
+    <w:bookmarkEnd w:id="58"/>
     <w:sectPr/>
   </w:body>
 </w:document>

--- a/my-first-article/download/my-first-article.docx
+++ b/my-first-article/download/my-first-article.docx
@@ -112,7 +112,7 @@
         </w:p>
       </w:sdtContent>
     </w:sdt>
-    <w:bookmarkStart w:id="58" w:name="X817ce219fa51944dbd87e4c5ccd3b5ecaabd7ff"/>
+    <w:bookmarkStart w:id="73" w:name="X817ce219fa51944dbd87e4c5ccd3b5ecaabd7ff"/>
     <w:p>
       <w:pPr>
         <w:pStyle w:val="Heading1"/>
@@ -311,7 +311,7 @@
       </w:r>
     </w:p>
     <w:bookmarkEnd w:id="22"/>
-    <w:bookmarkStart w:id="23" w:name="easy-to-operate-at-scale"/>
+    <w:bookmarkStart w:id="29" w:name="easy-to-operate-at-scale"/>
     <w:p>
       <w:pPr>
         <w:pStyle w:val="Heading2"/>
@@ -349,14 +349,98 @@
       <w:pPr>
         <w:pStyle w:val="BodyText"/>
       </w:pPr>
+      <w:r>
+        <w:drawing>
+          <wp:inline>
+            <wp:extent cx="5334000" cy="1466850"/>
+            <wp:effectExtent b="0" l="0" r="0" t="0"/>
+            <wp:docPr descr="" title="" id="24" name="Picture"/>
+            <a:graphic>
+              <a:graphicData uri="http://schemas.openxmlformats.org/drawingml/2006/picture">
+                <pic:pic>
+                  <pic:nvPicPr>
+                    <pic:cNvPr descr="images/figure3.png" id="25" name="Picture"/>
+                    <pic:cNvPicPr>
+                      <a:picLocks noChangeArrowheads="1" noChangeAspect="1"/>
+                    </pic:cNvPicPr>
+                  </pic:nvPicPr>
+                  <pic:blipFill>
+                    <a:blip r:embed="rId23"/>
+                    <a:stretch>
+                      <a:fillRect/>
+                    </a:stretch>
+                  </pic:blipFill>
+                  <pic:spPr bwMode="auto">
+                    <a:xfrm>
+                      <a:off x="0" y="0"/>
+                      <a:ext cx="5334000" cy="1466850"/>
+                    </a:xfrm>
+                    <a:prstGeom prst="rect">
+                      <a:avLst/>
+                    </a:prstGeom>
+                    <a:noFill/>
+                    <a:ln w="9525">
+                      <a:noFill/>
+                      <a:headEnd/>
+                      <a:tailEnd/>
+                    </a:ln>
+                  </pic:spPr>
+                </pic:pic>
+              </a:graphicData>
+            </a:graphic>
+          </wp:inline>
+        </w:drawing>
+      </w:r>
     </w:p>
     <w:p>
       <w:pPr>
         <w:pStyle w:val="BodyText"/>
       </w:pPr>
-    </w:p>
-    <w:bookmarkEnd w:id="23"/>
-    <w:bookmarkStart w:id="24" w:name="key-use-cases"/>
+      <w:r>
+        <w:drawing>
+          <wp:inline>
+            <wp:extent cx="5334000" cy="3460880"/>
+            <wp:effectExtent b="0" l="0" r="0" t="0"/>
+            <wp:docPr descr="" title="" id="27" name="Picture"/>
+            <a:graphic>
+              <a:graphicData uri="http://schemas.openxmlformats.org/drawingml/2006/picture">
+                <pic:pic>
+                  <pic:nvPicPr>
+                    <pic:cNvPr descr="images/figure4.png" id="28" name="Picture"/>
+                    <pic:cNvPicPr>
+                      <a:picLocks noChangeArrowheads="1" noChangeAspect="1"/>
+                    </pic:cNvPicPr>
+                  </pic:nvPicPr>
+                  <pic:blipFill>
+                    <a:blip r:embed="rId26"/>
+                    <a:stretch>
+                      <a:fillRect/>
+                    </a:stretch>
+                  </pic:blipFill>
+                  <pic:spPr bwMode="auto">
+                    <a:xfrm>
+                      <a:off x="0" y="0"/>
+                      <a:ext cx="5334000" cy="3460880"/>
+                    </a:xfrm>
+                    <a:prstGeom prst="rect">
+                      <a:avLst/>
+                    </a:prstGeom>
+                    <a:noFill/>
+                    <a:ln w="9525">
+                      <a:noFill/>
+                      <a:headEnd/>
+                      <a:tailEnd/>
+                    </a:ln>
+                  </pic:spPr>
+                </pic:pic>
+              </a:graphicData>
+            </a:graphic>
+          </wp:inline>
+        </w:drawing>
+      </w:r>
+    </w:p>
+    <w:bookmarkEnd w:id="29"/>
+    <w:bookmarkStart w:id="30" w:name="key-use-cases"/>
     <w:p>
       <w:pPr>
         <w:pStyle w:val="Heading2"/>
@@ -588,8 +672,8 @@
         </w:tc>
       </w:tr>
     </w:tbl>
-    <w:bookmarkEnd w:id="24"/>
-    <w:bookmarkStart w:id="25" w:name="switch-description"/>
+    <w:bookmarkEnd w:id="30"/>
+    <w:bookmarkStart w:id="40" w:name="switch-description"/>
     <w:p>
       <w:pPr>
         <w:pStyle w:val="Heading2"/>
@@ -627,6 +711,48 @@
       <w:pPr>
         <w:pStyle w:val="BodyText"/>
       </w:pPr>
+      <w:r>
+        <w:drawing>
+          <wp:inline>
+            <wp:extent cx="5334000" cy="1888921"/>
+            <wp:effectExtent b="0" l="0" r="0" t="0"/>
+            <wp:docPr descr="" title="" id="32" name="Picture"/>
+            <a:graphic>
+              <a:graphicData uri="http://schemas.openxmlformats.org/drawingml/2006/picture">
+                <pic:pic>
+                  <pic:nvPicPr>
+                    <pic:cNvPr descr="images/figure5.png" id="33" name="Picture"/>
+                    <pic:cNvPicPr>
+                      <a:picLocks noChangeArrowheads="1" noChangeAspect="1"/>
+                    </pic:cNvPicPr>
+                  </pic:nvPicPr>
+                  <pic:blipFill>
+                    <a:blip r:embed="rId31"/>
+                    <a:stretch>
+                      <a:fillRect/>
+                    </a:stretch>
+                  </pic:blipFill>
+                  <pic:spPr bwMode="auto">
+                    <a:xfrm>
+                      <a:off x="0" y="0"/>
+                      <a:ext cx="5334000" cy="1888921"/>
+                    </a:xfrm>
+                    <a:prstGeom prst="rect">
+                      <a:avLst/>
+                    </a:prstGeom>
+                    <a:noFill/>
+                    <a:ln w="9525">
+                      <a:noFill/>
+                      <a:headEnd/>
+                      <a:tailEnd/>
+                    </a:ln>
+                  </pic:spPr>
+                </pic:pic>
+              </a:graphicData>
+            </a:graphic>
+          </wp:inline>
+        </w:drawing>
+      </w:r>
     </w:p>
     <w:p>
       <w:pPr>
@@ -993,11 +1119,95 @@
       <w:pPr>
         <w:pStyle w:val="BodyText"/>
       </w:pPr>
+      <w:r>
+        <w:drawing>
+          <wp:inline>
+            <wp:extent cx="5334000" cy="1749936"/>
+            <wp:effectExtent b="0" l="0" r="0" t="0"/>
+            <wp:docPr descr="" title="" id="35" name="Picture"/>
+            <a:graphic>
+              <a:graphicData uri="http://schemas.openxmlformats.org/drawingml/2006/picture">
+                <pic:pic>
+                  <pic:nvPicPr>
+                    <pic:cNvPr descr="images/figure6.png" id="36" name="Picture"/>
+                    <pic:cNvPicPr>
+                      <a:picLocks noChangeArrowheads="1" noChangeAspect="1"/>
+                    </pic:cNvPicPr>
+                  </pic:nvPicPr>
+                  <pic:blipFill>
+                    <a:blip r:embed="rId34"/>
+                    <a:stretch>
+                      <a:fillRect/>
+                    </a:stretch>
+                  </pic:blipFill>
+                  <pic:spPr bwMode="auto">
+                    <a:xfrm>
+                      <a:off x="0" y="0"/>
+                      <a:ext cx="5334000" cy="1749936"/>
+                    </a:xfrm>
+                    <a:prstGeom prst="rect">
+                      <a:avLst/>
+                    </a:prstGeom>
+                    <a:noFill/>
+                    <a:ln w="9525">
+                      <a:noFill/>
+                      <a:headEnd/>
+                      <a:tailEnd/>
+                    </a:ln>
+                  </pic:spPr>
+                </pic:pic>
+              </a:graphicData>
+            </a:graphic>
+          </wp:inline>
+        </w:drawing>
+      </w:r>
     </w:p>
     <w:p>
       <w:pPr>
         <w:pStyle w:val="BodyText"/>
       </w:pPr>
+      <w:r>
+        <w:drawing>
+          <wp:inline>
+            <wp:extent cx="5334000" cy="3009687"/>
+            <wp:effectExtent b="0" l="0" r="0" t="0"/>
+            <wp:docPr descr="" title="" id="38" name="Picture"/>
+            <a:graphic>
+              <a:graphicData uri="http://schemas.openxmlformats.org/drawingml/2006/picture">
+                <pic:pic>
+                  <pic:nvPicPr>
+                    <pic:cNvPr descr="images/figure7.png" id="39" name="Picture"/>
+                    <pic:cNvPicPr>
+                      <a:picLocks noChangeArrowheads="1" noChangeAspect="1"/>
+                    </pic:cNvPicPr>
+                  </pic:nvPicPr>
+                  <pic:blipFill>
+                    <a:blip r:embed="rId37"/>
+                    <a:stretch>
+                      <a:fillRect/>
+                    </a:stretch>
+                  </pic:blipFill>
+                  <pic:spPr bwMode="auto">
+                    <a:xfrm>
+                      <a:off x="0" y="0"/>
+                      <a:ext cx="5334000" cy="3009687"/>
+                    </a:xfrm>
+                    <a:prstGeom prst="rect">
+                      <a:avLst/>
+                    </a:prstGeom>
+                    <a:noFill/>
+                    <a:ln w="9525">
+                      <a:noFill/>
+                      <a:headEnd/>
+                      <a:tailEnd/>
+                    </a:ln>
+                  </pic:spPr>
+                </pic:pic>
+              </a:graphicData>
+            </a:graphic>
+          </wp:inline>
+        </w:drawing>
+      </w:r>
     </w:p>
     <w:p>
       <w:pPr>
@@ -1853,8 +2063,8 @@
         </w:tc>
       </w:tr>
     </w:tbl>
-    <w:bookmarkEnd w:id="25"/>
-    <w:bookmarkStart w:id="26" w:name="liquid-cooling-and-early-leak-detection"/>
+    <w:bookmarkEnd w:id="40"/>
+    <w:bookmarkStart w:id="41" w:name="liquid-cooling-and-early-leak-detection"/>
     <w:p>
       <w:pPr>
         <w:pStyle w:val="Heading2"/>
@@ -1936,8 +2146,8 @@
         <w:t xml:space="preserve">Dedicated cold plates for CPUs, TH6 silicon, and optics improve thermal efficiency while supporting high-density rack deployments.</w:t>
       </w:r>
     </w:p>
-    <w:bookmarkEnd w:id="26"/>
-    <w:bookmarkStart w:id="27" w:name="leak-detection-controller-ldc"/>
+    <w:bookmarkEnd w:id="41"/>
+    <w:bookmarkStart w:id="42" w:name="leak-detection-controller-ldc"/>
     <w:p>
       <w:pPr>
         <w:pStyle w:val="Heading2"/>
@@ -1987,8 +2197,8 @@
         <w:t xml:space="preserve">The system also reports temperature and pressure telemetry through the CPU. If the over-temperature limit is reached, the system will power off automatically.</w:t>
       </w:r>
     </w:p>
-    <w:bookmarkEnd w:id="27"/>
-    <w:bookmarkStart w:id="28" w:name="forwarding-architecture"/>
+    <w:bookmarkEnd w:id="42"/>
+    <w:bookmarkStart w:id="43" w:name="forwarding-architecture"/>
     <w:p>
       <w:pPr>
         <w:pStyle w:val="Heading2"/>
@@ -2022,8 +2232,8 @@
         <w:t xml:space="preserve">It supports high-speed L2/L3 forwarding optimized for east-west traffic in AI, HPC, and cloud data center environments. The platform also includes ~267 MB of shared buffer, helping absorb microbursts and improve traffic handling during transient congestion.</w:t>
       </w:r>
     </w:p>
-    <w:bookmarkEnd w:id="28"/>
-    <w:bookmarkStart w:id="29" w:name="interfaces-and-breakout-ports"/>
+    <w:bookmarkEnd w:id="43"/>
+    <w:bookmarkStart w:id="44" w:name="interfaces-and-breakout-ports"/>
     <w:p>
       <w:pPr>
         <w:pStyle w:val="Heading2"/>
@@ -2183,8 +2393,8 @@
         </w:tc>
       </w:tr>
     </w:tbl>
-    <w:bookmarkEnd w:id="29"/>
-    <w:bookmarkStart w:id="30" w:name="software-overview"/>
+    <w:bookmarkEnd w:id="44"/>
+    <w:bookmarkStart w:id="45" w:name="software-overview"/>
     <w:p>
       <w:pPr>
         <w:pStyle w:val="Heading2"/>
@@ -2236,8 +2446,8 @@
         <w:t xml:space="preserve">The features marked with a star (*) are officially coming at FRS+.</w:t>
       </w:r>
     </w:p>
-    <w:bookmarkEnd w:id="30"/>
-    <w:bookmarkStart w:id="31" w:name="layer-3-ip-routing"/>
+    <w:bookmarkEnd w:id="45"/>
+    <w:bookmarkStart w:id="46" w:name="layer-3-ip-routing"/>
     <w:p>
       <w:pPr>
         <w:pStyle w:val="Heading2"/>
@@ -2423,8 +2633,8 @@
         <w:t xml:space="preserve">MRC with SRv6 uSID *</w:t>
       </w:r>
     </w:p>
-    <w:bookmarkEnd w:id="31"/>
-    <w:bookmarkStart w:id="32" w:name="ai-dc-load-balancing"/>
+    <w:bookmarkEnd w:id="46"/>
+    <w:bookmarkStart w:id="47" w:name="ai-dc-load-balancing"/>
     <w:p>
       <w:pPr>
         <w:pStyle w:val="Heading2"/>
@@ -2526,8 +2736,8 @@
         <w:t xml:space="preserve">Static Load Balancing - 5-tuple based, with ROCEv2 QP as part of the hashing</w:t>
       </w:r>
     </w:p>
-    <w:bookmarkEnd w:id="32"/>
-    <w:bookmarkStart w:id="33" w:name="ai-dc-lossless-fabric"/>
+    <w:bookmarkEnd w:id="47"/>
+    <w:bookmarkStart w:id="48" w:name="ai-dc-lossless-fabric"/>
     <w:p>
       <w:pPr>
         <w:pStyle w:val="Heading2"/>
@@ -2701,8 +2911,8 @@
         <w:t xml:space="preserve">L2/L3 QoS pipeline - classification, rewrite, queuing, WRED, ECN, and shared buffer monitoring</w:t>
       </w:r>
     </w:p>
-    <w:bookmarkEnd w:id="33"/>
-    <w:bookmarkStart w:id="34" w:name="uec-ultra-ethernet-consortium-readiness"/>
+    <w:bookmarkEnd w:id="48"/>
+    <w:bookmarkStart w:id="49" w:name="uec-ultra-ethernet-consortium-readiness"/>
     <w:p>
       <w:pPr>
         <w:pStyle w:val="Heading2"/>
@@ -2768,8 +2978,8 @@
         <w:t xml:space="preserve">LLR support *</w:t>
       </w:r>
     </w:p>
-    <w:bookmarkEnd w:id="34"/>
-    <w:bookmarkStart w:id="35" w:name="monitoring-telemetry"/>
+    <w:bookmarkEnd w:id="49"/>
+    <w:bookmarkStart w:id="50" w:name="monitoring-telemetry"/>
     <w:p>
       <w:pPr>
         <w:pStyle w:val="Heading2"/>
@@ -2955,8 +3165,8 @@
         <w:t xml:space="preserve">Pressured Humidity Sensor</w:t>
       </w:r>
     </w:p>
-    <w:bookmarkEnd w:id="35"/>
-    <w:bookmarkStart w:id="36" w:name="management-automation"/>
+    <w:bookmarkEnd w:id="50"/>
+    <w:bookmarkStart w:id="51" w:name="management-automation"/>
     <w:p>
       <w:pPr>
         <w:pStyle w:val="Heading2"/>
@@ -3082,8 +3292,8 @@
         <w:t xml:space="preserve">3rd-party applications, containers in Junos Evolved</w:t>
       </w:r>
     </w:p>
-    <w:bookmarkEnd w:id="36"/>
-    <w:bookmarkStart w:id="37" w:name="layer-2-switching"/>
+    <w:bookmarkEnd w:id="51"/>
+    <w:bookmarkStart w:id="52" w:name="layer-2-switching"/>
     <w:p>
       <w:pPr>
         <w:pStyle w:val="Heading2"/>
@@ -3221,8 +3431,8 @@
         <w:t xml:space="preserve">EVI (EVPN L2 instances with vlan-based, vlan-aware services) *</w:t>
       </w:r>
     </w:p>
-    <w:bookmarkEnd w:id="37"/>
-    <w:bookmarkStart w:id="38" w:name="security-features"/>
+    <w:bookmarkEnd w:id="52"/>
+    <w:bookmarkStart w:id="53" w:name="security-features"/>
     <w:p>
       <w:pPr>
         <w:pStyle w:val="Heading2"/>
@@ -3336,8 +3546,8 @@
         <w:t xml:space="preserve">802.1X Support</w:t>
       </w:r>
     </w:p>
-    <w:bookmarkEnd w:id="38"/>
-    <w:bookmarkStart w:id="39" w:name="optics---osfp-rhs-riding-heat-sink"/>
+    <w:bookmarkEnd w:id="53"/>
+    <w:bookmarkStart w:id="54" w:name="optics---osfp-rhs-riding-heat-sink"/>
     <w:p>
       <w:pPr>
         <w:pStyle w:val="Heading2"/>
@@ -3355,8 +3565,8 @@
         <w:t xml:space="preserve">OPTICS - OSFP-RHS (Riding Heat Sink)</w:t>
       </w:r>
     </w:p>
-    <w:bookmarkEnd w:id="39"/>
-    <w:bookmarkStart w:id="43" w:name="osfp-rhs-riding-heat-sink"/>
+    <w:bookmarkEnd w:id="54"/>
+    <w:bookmarkStart w:id="58" w:name="osfp-rhs-riding-heat-sink"/>
     <w:p>
       <w:pPr>
         <w:pStyle w:val="Heading2"/>
@@ -3463,18 +3673,18 @@
           <wp:inline>
             <wp:extent cx="5334000" cy="1802780"/>
             <wp:effectExtent b="0" l="0" r="0" t="0"/>
-            <wp:docPr descr="" title="" id="41" name="Picture"/>
+            <wp:docPr descr="" title="" id="56" name="Picture"/>
             <a:graphic>
               <a:graphicData uri="http://schemas.openxmlformats.org/drawingml/2006/picture">
                 <pic:pic>
                   <pic:nvPicPr>
-                    <pic:cNvPr descr="images/figure8.png" id="42" name="Picture"/>
+                    <pic:cNvPr descr="images/figure8.png" id="57" name="Picture"/>
                     <pic:cNvPicPr>
                       <a:picLocks noChangeArrowheads="1" noChangeAspect="1"/>
                     </pic:cNvPicPr>
                   </pic:nvPicPr>
                   <pic:blipFill>
-                    <a:blip r:embed="rId40"/>
+                    <a:blip r:embed="rId55"/>
                     <a:stretch>
                       <a:fillRect/>
                     </a:stretch>
@@ -3754,8 +3964,8 @@
         </w:tc>
       </w:tr>
     </w:tbl>
-    <w:bookmarkEnd w:id="43"/>
-    <w:bookmarkStart w:id="44" w:name="qfx5250---skus"/>
+    <w:bookmarkEnd w:id="58"/>
+    <w:bookmarkStart w:id="59" w:name="qfx5250---skus"/>
     <w:p>
       <w:pPr>
         <w:pStyle w:val="Heading2"/>
@@ -3988,8 +4198,8 @@
         </w:tc>
       </w:tr>
     </w:tbl>
-    <w:bookmarkEnd w:id="44"/>
-    <w:bookmarkStart w:id="45" w:name="conclusion"/>
+    <w:bookmarkEnd w:id="59"/>
+    <w:bookmarkStart w:id="60" w:name="conclusion"/>
     <w:p>
       <w:pPr>
         <w:pStyle w:val="Heading2"/>
@@ -4015,8 +4225,8 @@
         <w:t xml:space="preserve">The QFX5250-64OE-L marks a significant evolution in data center switching, delivering unprecedented 1.6TbE performance alongside advanced AI-aware traffic optimization and full liquid-cooling efficiency. By combining ultra-high bandwidth, intelligent congestion management, and streamlined automation, it addresses the demanding requirements of modern AI, HPC, and cloud-scale environments. Its flexible design, operational simplicity, and energy-efficient architecture position it as a foundational building block for next-generation, high-density data center fabrics.</w:t>
       </w:r>
     </w:p>
-    <w:bookmarkEnd w:id="45"/>
-    <w:bookmarkStart w:id="55" w:name="useful-links"/>
+    <w:bookmarkEnd w:id="60"/>
+    <w:bookmarkStart w:id="70" w:name="useful-links"/>
     <w:p>
       <w:pPr>
         <w:pStyle w:val="Heading2"/>
@@ -4050,7 +4260,7 @@
           <w:numId w:val="1013"/>
         </w:numPr>
       </w:pPr>
-      <w:hyperlink r:id="rId46">
+      <w:hyperlink r:id="rId61">
         <w:r>
           <w:rPr>
             <w:rStyle w:val="Hyperlink"/>
@@ -4067,7 +4277,7 @@
           <w:numId w:val="1013"/>
         </w:numPr>
       </w:pPr>
-      <w:hyperlink r:id="rId47">
+      <w:hyperlink r:id="rId62">
         <w:r>
           <w:rPr>
             <w:rStyle w:val="Hyperlink"/>
@@ -4084,7 +4294,7 @@
           <w:numId w:val="1013"/>
         </w:numPr>
       </w:pPr>
-      <w:hyperlink r:id="rId48">
+      <w:hyperlink r:id="rId63">
         <w:r>
           <w:rPr>
             <w:rStyle w:val="Hyperlink"/>
@@ -4101,7 +4311,7 @@
           <w:numId w:val="1013"/>
         </w:numPr>
       </w:pPr>
-      <w:hyperlink r:id="rId49">
+      <w:hyperlink r:id="rId64">
         <w:r>
           <w:rPr>
             <w:rStyle w:val="Hyperlink"/>
@@ -4118,7 +4328,7 @@
           <w:numId w:val="1013"/>
         </w:numPr>
       </w:pPr>
-      <w:hyperlink r:id="rId50">
+      <w:hyperlink r:id="rId65">
         <w:r>
           <w:rPr>
             <w:rStyle w:val="Hyperlink"/>
@@ -4135,7 +4345,7 @@
           <w:numId w:val="1013"/>
         </w:numPr>
       </w:pPr>
-      <w:hyperlink r:id="rId51">
+      <w:hyperlink r:id="rId66">
         <w:r>
           <w:rPr>
             <w:rStyle w:val="Hyperlink"/>
@@ -4152,7 +4362,7 @@
           <w:numId w:val="1013"/>
         </w:numPr>
       </w:pPr>
-      <w:hyperlink r:id="rId52">
+      <w:hyperlink r:id="rId67">
         <w:r>
           <w:rPr>
             <w:rStyle w:val="Hyperlink"/>
@@ -4169,7 +4379,7 @@
           <w:numId w:val="1013"/>
         </w:numPr>
       </w:pPr>
-      <w:hyperlink r:id="rId53">
+      <w:hyperlink r:id="rId68">
         <w:r>
           <w:rPr>
             <w:rStyle w:val="Hyperlink"/>
@@ -4186,7 +4396,7 @@
           <w:numId w:val="1013"/>
         </w:numPr>
       </w:pPr>
-      <w:hyperlink r:id="rId54">
+      <w:hyperlink r:id="rId69">
         <w:r>
           <w:rPr>
             <w:rStyle w:val="Hyperlink"/>
@@ -4195,8 +4405,8 @@
         </w:r>
       </w:hyperlink>
     </w:p>
-    <w:bookmarkEnd w:id="55"/>
-    <w:bookmarkStart w:id="56" w:name="glossary"/>
+    <w:bookmarkEnd w:id="70"/>
+    <w:bookmarkStart w:id="71" w:name="glossary"/>
     <w:p>
       <w:pPr>
         <w:pStyle w:val="Heading2"/>
@@ -4562,8 +4772,8 @@
         <w:t xml:space="preserve">WPS: Weighted Packet Spraying</w:t>
       </w:r>
     </w:p>
-    <w:bookmarkEnd w:id="56"/>
-    <w:bookmarkStart w:id="57" w:name="acknowledgements"/>
+    <w:bookmarkEnd w:id="71"/>
+    <w:bookmarkStart w:id="72" w:name="acknowledgements"/>
     <w:p>
       <w:pPr>
         <w:pStyle w:val="Heading2"/>
@@ -4589,8 +4799,8 @@
         <w:t xml:space="preserve">I’d like to thank my colleagues for their support and collaboration throughout this work. Special thanks to Ridhi Hamidi (PhD), Michal Styszynski, Rajesh Dhople, and Chirag Kachalia for their guidance, helpful discussions, product insights, and careful review and corrections of the blog. Their input played an important role in improving both the clarity and quality of the work.</w:t>
       </w:r>
     </w:p>
-    <w:bookmarkEnd w:id="57"/>
-    <w:bookmarkEnd w:id="58"/>
+    <w:bookmarkEnd w:id="72"/>
+    <w:bookmarkEnd w:id="73"/>
     <w:sectPr/>
   </w:body>
 </w:document>

--- a/my-first-article/download/my-first-article.docx
+++ b/my-first-article/download/my-first-article.docx
@@ -112,7 +112,7 @@
         </w:p>
       </w:sdtContent>
     </w:sdt>
-    <w:bookmarkStart w:id="73" w:name="X817ce219fa51944dbd87e4c5ccd3b5ecaabd7ff"/>
+    <w:bookmarkStart w:id="58" w:name="X817ce219fa51944dbd87e4c5ccd3b5ecaabd7ff"/>
     <w:p>
       <w:pPr>
         <w:pStyle w:val="Heading1"/>
@@ -311,7 +311,7 @@
       </w:r>
     </w:p>
     <w:bookmarkEnd w:id="22"/>
-    <w:bookmarkStart w:id="29" w:name="easy-to-operate-at-scale"/>
+    <w:bookmarkStart w:id="23" w:name="easy-to-operate-at-scale"/>
     <w:p>
       <w:pPr>
         <w:pStyle w:val="Heading2"/>
@@ -349,98 +349,14 @@
       <w:pPr>
         <w:pStyle w:val="BodyText"/>
       </w:pPr>
-      <w:r>
-        <w:drawing>
-          <wp:inline>
-            <wp:extent cx="5334000" cy="1466850"/>
-            <wp:effectExtent b="0" l="0" r="0" t="0"/>
-            <wp:docPr descr="" title="" id="24" name="Picture"/>
-            <a:graphic>
-              <a:graphicData uri="http://schemas.openxmlformats.org/drawingml/2006/picture">
-                <pic:pic>
-                  <pic:nvPicPr>
-                    <pic:cNvPr descr="images/figure3.png" id="25" name="Picture"/>
-                    <pic:cNvPicPr>
-                      <a:picLocks noChangeArrowheads="1" noChangeAspect="1"/>
-                    </pic:cNvPicPr>
-                  </pic:nvPicPr>
-                  <pic:blipFill>
-                    <a:blip r:embed="rId23"/>
-                    <a:stretch>
-                      <a:fillRect/>
-                    </a:stretch>
-                  </pic:blipFill>
-                  <pic:spPr bwMode="auto">
-                    <a:xfrm>
-                      <a:off x="0" y="0"/>
-                      <a:ext cx="5334000" cy="1466850"/>
-                    </a:xfrm>
-                    <a:prstGeom prst="rect">
-                      <a:avLst/>
-                    </a:prstGeom>
-                    <a:noFill/>
-                    <a:ln w="9525">
-                      <a:noFill/>
-                      <a:headEnd/>
-                      <a:tailEnd/>
-                    </a:ln>
-                  </pic:spPr>
-                </pic:pic>
-              </a:graphicData>
-            </a:graphic>
-          </wp:inline>
-        </w:drawing>
-      </w:r>
     </w:p>
     <w:p>
       <w:pPr>
         <w:pStyle w:val="BodyText"/>
       </w:pPr>
-      <w:r>
-        <w:drawing>
-          <wp:inline>
-            <wp:extent cx="5334000" cy="3460880"/>
-            <wp:effectExtent b="0" l="0" r="0" t="0"/>
-            <wp:docPr descr="" title="" id="27" name="Picture"/>
-            <a:graphic>
-              <a:graphicData uri="http://schemas.openxmlformats.org/drawingml/2006/picture">
-                <pic:pic>
-                  <pic:nvPicPr>
-                    <pic:cNvPr descr="images/figure4.png" id="28" name="Picture"/>
-                    <pic:cNvPicPr>
-                      <a:picLocks noChangeArrowheads="1" noChangeAspect="1"/>
-                    </pic:cNvPicPr>
-                  </pic:nvPicPr>
-                  <pic:blipFill>
-                    <a:blip r:embed="rId26"/>
-                    <a:stretch>
-                      <a:fillRect/>
-                    </a:stretch>
-                  </pic:blipFill>
-                  <pic:spPr bwMode="auto">
-                    <a:xfrm>
-                      <a:off x="0" y="0"/>
-                      <a:ext cx="5334000" cy="3460880"/>
-                    </a:xfrm>
-                    <a:prstGeom prst="rect">
-                      <a:avLst/>
-                    </a:prstGeom>
-                    <a:noFill/>
-                    <a:ln w="9525">
-                      <a:noFill/>
-                      <a:headEnd/>
-                      <a:tailEnd/>
-                    </a:ln>
-                  </pic:spPr>
-                </pic:pic>
-              </a:graphicData>
-            </a:graphic>
-          </wp:inline>
-        </w:drawing>
-      </w:r>
-    </w:p>
-    <w:bookmarkEnd w:id="29"/>
-    <w:bookmarkStart w:id="30" w:name="key-use-cases"/>
+    </w:p>
+    <w:bookmarkEnd w:id="23"/>
+    <w:bookmarkStart w:id="24" w:name="key-use-cases"/>
     <w:p>
       <w:pPr>
         <w:pStyle w:val="Heading2"/>
@@ -672,8 +588,8 @@
         </w:tc>
       </w:tr>
     </w:tbl>
-    <w:bookmarkEnd w:id="30"/>
-    <w:bookmarkStart w:id="40" w:name="switch-description"/>
+    <w:bookmarkEnd w:id="24"/>
+    <w:bookmarkStart w:id="25" w:name="switch-description"/>
     <w:p>
       <w:pPr>
         <w:pStyle w:val="Heading2"/>
@@ -711,48 +627,6 @@
       <w:pPr>
         <w:pStyle w:val="BodyText"/>
       </w:pPr>
-      <w:r>
-        <w:drawing>
-          <wp:inline>
-            <wp:extent cx="5334000" cy="1888921"/>
-            <wp:effectExtent b="0" l="0" r="0" t="0"/>
-            <wp:docPr descr="" title="" id="32" name="Picture"/>
-            <a:graphic>
-              <a:graphicData uri="http://schemas.openxmlformats.org/drawingml/2006/picture">
-                <pic:pic>
-                  <pic:nvPicPr>
-                    <pic:cNvPr descr="images/figure5.png" id="33" name="Picture"/>
-                    <pic:cNvPicPr>
-                      <a:picLocks noChangeArrowheads="1" noChangeAspect="1"/>
-                    </pic:cNvPicPr>
-                  </pic:nvPicPr>
-                  <pic:blipFill>
-                    <a:blip r:embed="rId31"/>
-                    <a:stretch>
-                      <a:fillRect/>
-                    </a:stretch>
-                  </pic:blipFill>
-                  <pic:spPr bwMode="auto">
-                    <a:xfrm>
-                      <a:off x="0" y="0"/>
-                      <a:ext cx="5334000" cy="1888921"/>
-                    </a:xfrm>
-                    <a:prstGeom prst="rect">
-                      <a:avLst/>
-                    </a:prstGeom>
-                    <a:noFill/>
-                    <a:ln w="9525">
-                      <a:noFill/>
-                      <a:headEnd/>
-                      <a:tailEnd/>
-                    </a:ln>
-                  </pic:spPr>
-                </pic:pic>
-              </a:graphicData>
-            </a:graphic>
-          </wp:inline>
-        </w:drawing>
-      </w:r>
     </w:p>
     <w:p>
       <w:pPr>
@@ -1119,95 +993,11 @@
       <w:pPr>
         <w:pStyle w:val="BodyText"/>
       </w:pPr>
-      <w:r>
-        <w:drawing>
-          <wp:inline>
-            <wp:extent cx="5334000" cy="1749936"/>
-            <wp:effectExtent b="0" l="0" r="0" t="0"/>
-            <wp:docPr descr="" title="" id="35" name="Picture"/>
-            <a:graphic>
-              <a:graphicData uri="http://schemas.openxmlformats.org/drawingml/2006/picture">
-                <pic:pic>
-                  <pic:nvPicPr>
-                    <pic:cNvPr descr="images/figure6.png" id="36" name="Picture"/>
-                    <pic:cNvPicPr>
-                      <a:picLocks noChangeArrowheads="1" noChangeAspect="1"/>
-                    </pic:cNvPicPr>
-                  </pic:nvPicPr>
-                  <pic:blipFill>
-                    <a:blip r:embed="rId34"/>
-                    <a:stretch>
-                      <a:fillRect/>
-                    </a:stretch>
-                  </pic:blipFill>
-                  <pic:spPr bwMode="auto">
-                    <a:xfrm>
-                      <a:off x="0" y="0"/>
-                      <a:ext cx="5334000" cy="1749936"/>
-                    </a:xfrm>
-                    <a:prstGeom prst="rect">
-                      <a:avLst/>
-                    </a:prstGeom>
-                    <a:noFill/>
-                    <a:ln w="9525">
-                      <a:noFill/>
-                      <a:headEnd/>
-                      <a:tailEnd/>
-                    </a:ln>
-                  </pic:spPr>
-                </pic:pic>
-              </a:graphicData>
-            </a:graphic>
-          </wp:inline>
-        </w:drawing>
-      </w:r>
     </w:p>
     <w:p>
       <w:pPr>
         <w:pStyle w:val="BodyText"/>
       </w:pPr>
-      <w:r>
-        <w:drawing>
-          <wp:inline>
-            <wp:extent cx="5334000" cy="3009687"/>
-            <wp:effectExtent b="0" l="0" r="0" t="0"/>
-            <wp:docPr descr="" title="" id="38" name="Picture"/>
-            <a:graphic>
-              <a:graphicData uri="http://schemas.openxmlformats.org/drawingml/2006/picture">
-                <pic:pic>
-                  <pic:nvPicPr>
-                    <pic:cNvPr descr="images/figure7.png" id="39" name="Picture"/>
-                    <pic:cNvPicPr>
-                      <a:picLocks noChangeArrowheads="1" noChangeAspect="1"/>
-                    </pic:cNvPicPr>
-                  </pic:nvPicPr>
-                  <pic:blipFill>
-                    <a:blip r:embed="rId37"/>
-                    <a:stretch>
-                      <a:fillRect/>
-                    </a:stretch>
-                  </pic:blipFill>
-                  <pic:spPr bwMode="auto">
-                    <a:xfrm>
-                      <a:off x="0" y="0"/>
-                      <a:ext cx="5334000" cy="3009687"/>
-                    </a:xfrm>
-                    <a:prstGeom prst="rect">
-                      <a:avLst/>
-                    </a:prstGeom>
-                    <a:noFill/>
-                    <a:ln w="9525">
-                      <a:noFill/>
-                      <a:headEnd/>
-                      <a:tailEnd/>
-                    </a:ln>
-                  </pic:spPr>
-                </pic:pic>
-              </a:graphicData>
-            </a:graphic>
-          </wp:inline>
-        </w:drawing>
-      </w:r>
     </w:p>
     <w:p>
       <w:pPr>
@@ -2063,8 +1853,8 @@
         </w:tc>
       </w:tr>
     </w:tbl>
-    <w:bookmarkEnd w:id="40"/>
-    <w:bookmarkStart w:id="41" w:name="liquid-cooling-and-early-leak-detection"/>
+    <w:bookmarkEnd w:id="25"/>
+    <w:bookmarkStart w:id="26" w:name="liquid-cooling-and-early-leak-detection"/>
     <w:p>
       <w:pPr>
         <w:pStyle w:val="Heading2"/>
@@ -2146,8 +1936,8 @@
         <w:t xml:space="preserve">Dedicated cold plates for CPUs, TH6 silicon, and optics improve thermal efficiency while supporting high-density rack deployments.</w:t>
       </w:r>
     </w:p>
-    <w:bookmarkEnd w:id="41"/>
-    <w:bookmarkStart w:id="42" w:name="leak-detection-controller-ldc"/>
+    <w:bookmarkEnd w:id="26"/>
+    <w:bookmarkStart w:id="27" w:name="leak-detection-controller-ldc"/>
     <w:p>
       <w:pPr>
         <w:pStyle w:val="Heading2"/>
@@ -2197,8 +1987,8 @@
         <w:t xml:space="preserve">The system also reports temperature and pressure telemetry through the CPU. If the over-temperature limit is reached, the system will power off automatically.</w:t>
       </w:r>
     </w:p>
-    <w:bookmarkEnd w:id="42"/>
-    <w:bookmarkStart w:id="43" w:name="forwarding-architecture"/>
+    <w:bookmarkEnd w:id="27"/>
+    <w:bookmarkStart w:id="28" w:name="forwarding-architecture"/>
     <w:p>
       <w:pPr>
         <w:pStyle w:val="Heading2"/>
@@ -2232,8 +2022,8 @@
         <w:t xml:space="preserve">It supports high-speed L2/L3 forwarding optimized for east-west traffic in AI, HPC, and cloud data center environments. The platform also includes ~267 MB of shared buffer, helping absorb microbursts and improve traffic handling during transient congestion.</w:t>
       </w:r>
     </w:p>
-    <w:bookmarkEnd w:id="43"/>
-    <w:bookmarkStart w:id="44" w:name="interfaces-and-breakout-ports"/>
+    <w:bookmarkEnd w:id="28"/>
+    <w:bookmarkStart w:id="29" w:name="interfaces-and-breakout-ports"/>
     <w:p>
       <w:pPr>
         <w:pStyle w:val="Heading2"/>
@@ -2393,8 +2183,8 @@
         </w:tc>
       </w:tr>
     </w:tbl>
-    <w:bookmarkEnd w:id="44"/>
-    <w:bookmarkStart w:id="45" w:name="software-overview"/>
+    <w:bookmarkEnd w:id="29"/>
+    <w:bookmarkStart w:id="30" w:name="software-overview"/>
     <w:p>
       <w:pPr>
         <w:pStyle w:val="Heading2"/>
@@ -2446,8 +2236,8 @@
         <w:t xml:space="preserve">The features marked with a star (*) are officially coming at FRS+.</w:t>
       </w:r>
     </w:p>
-    <w:bookmarkEnd w:id="45"/>
-    <w:bookmarkStart w:id="46" w:name="layer-3-ip-routing"/>
+    <w:bookmarkEnd w:id="30"/>
+    <w:bookmarkStart w:id="31" w:name="layer-3-ip-routing"/>
     <w:p>
       <w:pPr>
         <w:pStyle w:val="Heading2"/>
@@ -2633,8 +2423,8 @@
         <w:t xml:space="preserve">MRC with SRv6 uSID *</w:t>
       </w:r>
     </w:p>
-    <w:bookmarkEnd w:id="46"/>
-    <w:bookmarkStart w:id="47" w:name="ai-dc-load-balancing"/>
+    <w:bookmarkEnd w:id="31"/>
+    <w:bookmarkStart w:id="32" w:name="ai-dc-load-balancing"/>
     <w:p>
       <w:pPr>
         <w:pStyle w:val="Heading2"/>
@@ -2736,8 +2526,8 @@
         <w:t xml:space="preserve">Static Load Balancing - 5-tuple based, with ROCEv2 QP as part of the hashing</w:t>
       </w:r>
     </w:p>
-    <w:bookmarkEnd w:id="47"/>
-    <w:bookmarkStart w:id="48" w:name="ai-dc-lossless-fabric"/>
+    <w:bookmarkEnd w:id="32"/>
+    <w:bookmarkStart w:id="33" w:name="ai-dc-lossless-fabric"/>
     <w:p>
       <w:pPr>
         <w:pStyle w:val="Heading2"/>
@@ -2911,8 +2701,8 @@
         <w:t xml:space="preserve">L2/L3 QoS pipeline - classification, rewrite, queuing, WRED, ECN, and shared buffer monitoring</w:t>
       </w:r>
     </w:p>
-    <w:bookmarkEnd w:id="48"/>
-    <w:bookmarkStart w:id="49" w:name="uec-ultra-ethernet-consortium-readiness"/>
+    <w:bookmarkEnd w:id="33"/>
+    <w:bookmarkStart w:id="34" w:name="uec-ultra-ethernet-consortium-readiness"/>
     <w:p>
       <w:pPr>
         <w:pStyle w:val="Heading2"/>
@@ -2978,8 +2768,8 @@
         <w:t xml:space="preserve">LLR support *</w:t>
       </w:r>
     </w:p>
-    <w:bookmarkEnd w:id="49"/>
-    <w:bookmarkStart w:id="50" w:name="monitoring-telemetry"/>
+    <w:bookmarkEnd w:id="34"/>
+    <w:bookmarkStart w:id="35" w:name="monitoring-telemetry"/>
     <w:p>
       <w:pPr>
         <w:pStyle w:val="Heading2"/>
@@ -3165,8 +2955,8 @@
         <w:t xml:space="preserve">Pressured Humidity Sensor</w:t>
       </w:r>
     </w:p>
-    <w:bookmarkEnd w:id="50"/>
-    <w:bookmarkStart w:id="51" w:name="management-automation"/>
+    <w:bookmarkEnd w:id="35"/>
+    <w:bookmarkStart w:id="36" w:name="management-automation"/>
     <w:p>
       <w:pPr>
         <w:pStyle w:val="Heading2"/>
@@ -3292,8 +3082,8 @@
         <w:t xml:space="preserve">3rd-party applications, containers in Junos Evolved</w:t>
       </w:r>
     </w:p>
-    <w:bookmarkEnd w:id="51"/>
-    <w:bookmarkStart w:id="52" w:name="layer-2-switching"/>
+    <w:bookmarkEnd w:id="36"/>
+    <w:bookmarkStart w:id="37" w:name="layer-2-switching"/>
     <w:p>
       <w:pPr>
         <w:pStyle w:val="Heading2"/>
@@ -3431,8 +3221,8 @@
         <w:t xml:space="preserve">EVI (EVPN L2 instances with vlan-based, vlan-aware services) *</w:t>
       </w:r>
     </w:p>
-    <w:bookmarkEnd w:id="52"/>
-    <w:bookmarkStart w:id="53" w:name="security-features"/>
+    <w:bookmarkEnd w:id="37"/>
+    <w:bookmarkStart w:id="38" w:name="security-features"/>
     <w:p>
       <w:pPr>
         <w:pStyle w:val="Heading2"/>
@@ -3546,8 +3336,8 @@
         <w:t xml:space="preserve">802.1X Support</w:t>
       </w:r>
     </w:p>
-    <w:bookmarkEnd w:id="53"/>
-    <w:bookmarkStart w:id="54" w:name="optics---osfp-rhs-riding-heat-sink"/>
+    <w:bookmarkEnd w:id="38"/>
+    <w:bookmarkStart w:id="39" w:name="optics---osfp-rhs-riding-heat-sink"/>
     <w:p>
       <w:pPr>
         <w:pStyle w:val="Heading2"/>
@@ -3565,8 +3355,8 @@
         <w:t xml:space="preserve">OPTICS - OSFP-RHS (Riding Heat Sink)</w:t>
       </w:r>
     </w:p>
-    <w:bookmarkEnd w:id="54"/>
-    <w:bookmarkStart w:id="58" w:name="osfp-rhs-riding-heat-sink"/>
+    <w:bookmarkEnd w:id="39"/>
+    <w:bookmarkStart w:id="43" w:name="osfp-rhs-riding-heat-sink"/>
     <w:p>
       <w:pPr>
         <w:pStyle w:val="Heading2"/>
@@ -3673,18 +3463,18 @@
           <wp:inline>
             <wp:extent cx="5334000" cy="1802780"/>
             <wp:effectExtent b="0" l="0" r="0" t="0"/>
-            <wp:docPr descr="" title="" id="56" name="Picture"/>
+            <wp:docPr descr="" title="" id="41" name="Picture"/>
             <a:graphic>
               <a:graphicData uri="http://schemas.openxmlformats.org/drawingml/2006/picture">
                 <pic:pic>
                   <pic:nvPicPr>
-                    <pic:cNvPr descr="images/figure8.png" id="57" name="Picture"/>
+                    <pic:cNvPr descr="images/figure8.png" id="42" name="Picture"/>
                     <pic:cNvPicPr>
                       <a:picLocks noChangeArrowheads="1" noChangeAspect="1"/>
                     </pic:cNvPicPr>
                   </pic:nvPicPr>
                   <pic:blipFill>
-                    <a:blip r:embed="rId55"/>
+                    <a:blip r:embed="rId40"/>
                     <a:stretch>
                       <a:fillRect/>
                     </a:stretch>
@@ -3964,8 +3754,8 @@
         </w:tc>
       </w:tr>
     </w:tbl>
-    <w:bookmarkEnd w:id="58"/>
-    <w:bookmarkStart w:id="59" w:name="qfx5250---skus"/>
+    <w:bookmarkEnd w:id="43"/>
+    <w:bookmarkStart w:id="44" w:name="qfx5250---skus"/>
     <w:p>
       <w:pPr>
         <w:pStyle w:val="Heading2"/>
@@ -4198,8 +3988,8 @@
         </w:tc>
       </w:tr>
     </w:tbl>
-    <w:bookmarkEnd w:id="59"/>
-    <w:bookmarkStart w:id="60" w:name="conclusion"/>
+    <w:bookmarkEnd w:id="44"/>
+    <w:bookmarkStart w:id="45" w:name="conclusion"/>
     <w:p>
       <w:pPr>
         <w:pStyle w:val="Heading2"/>
@@ -4225,8 +4015,8 @@
         <w:t xml:space="preserve">The QFX5250-64OE-L marks a significant evolution in data center switching, delivering unprecedented 1.6TbE performance alongside advanced AI-aware traffic optimization and full liquid-cooling efficiency. By combining ultra-high bandwidth, intelligent congestion management, and streamlined automation, it addresses the demanding requirements of modern AI, HPC, and cloud-scale environments. Its flexible design, operational simplicity, and energy-efficient architecture position it as a foundational building block for next-generation, high-density data center fabrics.</w:t>
       </w:r>
     </w:p>
-    <w:bookmarkEnd w:id="60"/>
-    <w:bookmarkStart w:id="70" w:name="useful-links"/>
+    <w:bookmarkEnd w:id="45"/>
+    <w:bookmarkStart w:id="55" w:name="useful-links"/>
     <w:p>
       <w:pPr>
         <w:pStyle w:val="Heading2"/>
@@ -4260,7 +4050,7 @@
           <w:numId w:val="1013"/>
         </w:numPr>
       </w:pPr>
-      <w:hyperlink r:id="rId61">
+      <w:hyperlink r:id="rId46">
         <w:r>
           <w:rPr>
             <w:rStyle w:val="Hyperlink"/>
@@ -4277,7 +4067,7 @@
           <w:numId w:val="1013"/>
         </w:numPr>
       </w:pPr>
-      <w:hyperlink r:id="rId62">
+      <w:hyperlink r:id="rId47">
         <w:r>
           <w:rPr>
             <w:rStyle w:val="Hyperlink"/>
@@ -4294,7 +4084,7 @@
           <w:numId w:val="1013"/>
         </w:numPr>
       </w:pPr>
-      <w:hyperlink r:id="rId63">
+      <w:hyperlink r:id="rId48">
         <w:r>
           <w:rPr>
             <w:rStyle w:val="Hyperlink"/>
@@ -4311,7 +4101,7 @@
           <w:numId w:val="1013"/>
         </w:numPr>
       </w:pPr>
-      <w:hyperlink r:id="rId64">
+      <w:hyperlink r:id="rId49">
         <w:r>
           <w:rPr>
             <w:rStyle w:val="Hyperlink"/>
@@ -4328,7 +4118,7 @@
           <w:numId w:val="1013"/>
         </w:numPr>
       </w:pPr>
-      <w:hyperlink r:id="rId65">
+      <w:hyperlink r:id="rId50">
         <w:r>
           <w:rPr>
             <w:rStyle w:val="Hyperlink"/>
@@ -4345,7 +4135,7 @@
           <w:numId w:val="1013"/>
         </w:numPr>
       </w:pPr>
-      <w:hyperlink r:id="rId66">
+      <w:hyperlink r:id="rId51">
         <w:r>
           <w:rPr>
             <w:rStyle w:val="Hyperlink"/>
@@ -4362,7 +4152,7 @@
           <w:numId w:val="1013"/>
         </w:numPr>
       </w:pPr>
-      <w:hyperlink r:id="rId67">
+      <w:hyperlink r:id="rId52">
         <w:r>
           <w:rPr>
             <w:rStyle w:val="Hyperlink"/>
@@ -4379,7 +4169,7 @@
           <w:numId w:val="1013"/>
         </w:numPr>
       </w:pPr>
-      <w:hyperlink r:id="rId68">
+      <w:hyperlink r:id="rId53">
         <w:r>
           <w:rPr>
             <w:rStyle w:val="Hyperlink"/>
@@ -4396,7 +4186,7 @@
           <w:numId w:val="1013"/>
         </w:numPr>
       </w:pPr>
-      <w:hyperlink r:id="rId69">
+      <w:hyperlink r:id="rId54">
         <w:r>
           <w:rPr>
             <w:rStyle w:val="Hyperlink"/>
@@ -4405,8 +4195,8 @@
         </w:r>
       </w:hyperlink>
     </w:p>
-    <w:bookmarkEnd w:id="70"/>
-    <w:bookmarkStart w:id="71" w:name="glossary"/>
+    <w:bookmarkEnd w:id="55"/>
+    <w:bookmarkStart w:id="56" w:name="glossary"/>
     <w:p>
       <w:pPr>
         <w:pStyle w:val="Heading2"/>
@@ -4772,8 +4562,8 @@
         <w:t xml:space="preserve">WPS: Weighted Packet Spraying</w:t>
       </w:r>
     </w:p>
-    <w:bookmarkEnd w:id="71"/>
-    <w:bookmarkStart w:id="72" w:name="acknowledgements"/>
+    <w:bookmarkEnd w:id="56"/>
+    <w:bookmarkStart w:id="57" w:name="acknowledgements"/>
     <w:p>
       <w:pPr>
         <w:pStyle w:val="Heading2"/>
@@ -4799,8 +4589,8 @@
         <w:t xml:space="preserve">I’d like to thank my colleagues for their support and collaboration throughout this work. Special thanks to Ridhi Hamidi (PhD), Michal Styszynski, Rajesh Dhople, and Chirag Kachalia for their guidance, helpful discussions, product insights, and careful review and corrections of the blog. Their input played an important role in improving both the clarity and quality of the work.</w:t>
       </w:r>
     </w:p>
-    <w:bookmarkEnd w:id="72"/>
-    <w:bookmarkEnd w:id="73"/>
+    <w:bookmarkEnd w:id="57"/>
+    <w:bookmarkEnd w:id="58"/>
     <w:sectPr/>
   </w:body>
 </w:document>

--- a/my-first-article/download/my-first-article.docx
+++ b/my-first-article/download/my-first-article.docx
@@ -112,7 +112,7 @@
         </w:p>
       </w:sdtContent>
     </w:sdt>
-    <w:bookmarkStart w:id="58" w:name="X817ce219fa51944dbd87e4c5ccd3b5ecaabd7ff"/>
+    <w:bookmarkStart w:id="67" w:name="X817ce219fa51944dbd87e4c5ccd3b5ecaabd7ff"/>
     <w:p>
       <w:pPr>
         <w:pStyle w:val="Heading1"/>
@@ -311,7 +311,7 @@
       </w:r>
     </w:p>
     <w:bookmarkEnd w:id="22"/>
-    <w:bookmarkStart w:id="23" w:name="easy-to-operate-at-scale"/>
+    <w:bookmarkStart w:id="29" w:name="easy-to-operate-at-scale"/>
     <w:p>
       <w:pPr>
         <w:pStyle w:val="Heading2"/>
@@ -349,14 +349,98 @@
       <w:pPr>
         <w:pStyle w:val="BodyText"/>
       </w:pPr>
+      <w:r>
+        <w:drawing>
+          <wp:inline>
+            <wp:extent cx="5334000" cy="1466850"/>
+            <wp:effectExtent b="0" l="0" r="0" t="0"/>
+            <wp:docPr descr="" title="" id="24" name="Picture"/>
+            <a:graphic>
+              <a:graphicData uri="http://schemas.openxmlformats.org/drawingml/2006/picture">
+                <pic:pic>
+                  <pic:nvPicPr>
+                    <pic:cNvPr descr="images/figure3.png" id="25" name="Picture"/>
+                    <pic:cNvPicPr>
+                      <a:picLocks noChangeArrowheads="1" noChangeAspect="1"/>
+                    </pic:cNvPicPr>
+                  </pic:nvPicPr>
+                  <pic:blipFill>
+                    <a:blip r:embed="rId23"/>
+                    <a:stretch>
+                      <a:fillRect/>
+                    </a:stretch>
+                  </pic:blipFill>
+                  <pic:spPr bwMode="auto">
+                    <a:xfrm>
+                      <a:off x="0" y="0"/>
+                      <a:ext cx="5334000" cy="1466850"/>
+                    </a:xfrm>
+                    <a:prstGeom prst="rect">
+                      <a:avLst/>
+                    </a:prstGeom>
+                    <a:noFill/>
+                    <a:ln w="9525">
+                      <a:noFill/>
+                      <a:headEnd/>
+                      <a:tailEnd/>
+                    </a:ln>
+                  </pic:spPr>
+                </pic:pic>
+              </a:graphicData>
+            </a:graphic>
+          </wp:inline>
+        </w:drawing>
+      </w:r>
     </w:p>
     <w:p>
       <w:pPr>
         <w:pStyle w:val="BodyText"/>
       </w:pPr>
-    </w:p>
-    <w:bookmarkEnd w:id="23"/>
-    <w:bookmarkStart w:id="24" w:name="key-use-cases"/>
+      <w:r>
+        <w:drawing>
+          <wp:inline>
+            <wp:extent cx="5334000" cy="3460880"/>
+            <wp:effectExtent b="0" l="0" r="0" t="0"/>
+            <wp:docPr descr="" title="" id="27" name="Picture"/>
+            <a:graphic>
+              <a:graphicData uri="http://schemas.openxmlformats.org/drawingml/2006/picture">
+                <pic:pic>
+                  <pic:nvPicPr>
+                    <pic:cNvPr descr="images/figure4.png" id="28" name="Picture"/>
+                    <pic:cNvPicPr>
+                      <a:picLocks noChangeArrowheads="1" noChangeAspect="1"/>
+                    </pic:cNvPicPr>
+                  </pic:nvPicPr>
+                  <pic:blipFill>
+                    <a:blip r:embed="rId26"/>
+                    <a:stretch>
+                      <a:fillRect/>
+                    </a:stretch>
+                  </pic:blipFill>
+                  <pic:spPr bwMode="auto">
+                    <a:xfrm>
+                      <a:off x="0" y="0"/>
+                      <a:ext cx="5334000" cy="3460880"/>
+                    </a:xfrm>
+                    <a:prstGeom prst="rect">
+                      <a:avLst/>
+                    </a:prstGeom>
+                    <a:noFill/>
+                    <a:ln w="9525">
+                      <a:noFill/>
+                      <a:headEnd/>
+                      <a:tailEnd/>
+                    </a:ln>
+                  </pic:spPr>
+                </pic:pic>
+              </a:graphicData>
+            </a:graphic>
+          </wp:inline>
+        </w:drawing>
+      </w:r>
+    </w:p>
+    <w:bookmarkEnd w:id="29"/>
+    <w:bookmarkStart w:id="30" w:name="key-use-cases"/>
     <w:p>
       <w:pPr>
         <w:pStyle w:val="Heading2"/>
@@ -588,8 +672,8 @@
         </w:tc>
       </w:tr>
     </w:tbl>
-    <w:bookmarkEnd w:id="24"/>
-    <w:bookmarkStart w:id="25" w:name="switch-description"/>
+    <w:bookmarkEnd w:id="30"/>
+    <w:bookmarkStart w:id="34" w:name="switch-description"/>
     <w:p>
       <w:pPr>
         <w:pStyle w:val="Heading2"/>
@@ -627,6 +711,48 @@
       <w:pPr>
         <w:pStyle w:val="BodyText"/>
       </w:pPr>
+      <w:r>
+        <w:drawing>
+          <wp:inline>
+            <wp:extent cx="5334000" cy="1888921"/>
+            <wp:effectExtent b="0" l="0" r="0" t="0"/>
+            <wp:docPr descr="" title="" id="32" name="Picture"/>
+            <a:graphic>
+              <a:graphicData uri="http://schemas.openxmlformats.org/drawingml/2006/picture">
+                <pic:pic>
+                  <pic:nvPicPr>
+                    <pic:cNvPr descr="images/figure5.png" id="33" name="Picture"/>
+                    <pic:cNvPicPr>
+                      <a:picLocks noChangeArrowheads="1" noChangeAspect="1"/>
+                    </pic:cNvPicPr>
+                  </pic:nvPicPr>
+                  <pic:blipFill>
+                    <a:blip r:embed="rId31"/>
+                    <a:stretch>
+                      <a:fillRect/>
+                    </a:stretch>
+                  </pic:blipFill>
+                  <pic:spPr bwMode="auto">
+                    <a:xfrm>
+                      <a:off x="0" y="0"/>
+                      <a:ext cx="5334000" cy="1888921"/>
+                    </a:xfrm>
+                    <a:prstGeom prst="rect">
+                      <a:avLst/>
+                    </a:prstGeom>
+                    <a:noFill/>
+                    <a:ln w="9525">
+                      <a:noFill/>
+                      <a:headEnd/>
+                      <a:tailEnd/>
+                    </a:ln>
+                  </pic:spPr>
+                </pic:pic>
+              </a:graphicData>
+            </a:graphic>
+          </wp:inline>
+        </w:drawing>
+      </w:r>
     </w:p>
     <w:p>
       <w:pPr>
@@ -1853,8 +1979,8 @@
         </w:tc>
       </w:tr>
     </w:tbl>
-    <w:bookmarkEnd w:id="25"/>
-    <w:bookmarkStart w:id="26" w:name="liquid-cooling-and-early-leak-detection"/>
+    <w:bookmarkEnd w:id="34"/>
+    <w:bookmarkStart w:id="35" w:name="liquid-cooling-and-early-leak-detection"/>
     <w:p>
       <w:pPr>
         <w:pStyle w:val="Heading2"/>
@@ -1936,8 +2062,8 @@
         <w:t xml:space="preserve">Dedicated cold plates for CPUs, TH6 silicon, and optics improve thermal efficiency while supporting high-density rack deployments.</w:t>
       </w:r>
     </w:p>
-    <w:bookmarkEnd w:id="26"/>
-    <w:bookmarkStart w:id="27" w:name="leak-detection-controller-ldc"/>
+    <w:bookmarkEnd w:id="35"/>
+    <w:bookmarkStart w:id="36" w:name="leak-detection-controller-ldc"/>
     <w:p>
       <w:pPr>
         <w:pStyle w:val="Heading2"/>
@@ -1987,8 +2113,8 @@
         <w:t xml:space="preserve">The system also reports temperature and pressure telemetry through the CPU. If the over-temperature limit is reached, the system will power off automatically.</w:t>
       </w:r>
     </w:p>
-    <w:bookmarkEnd w:id="27"/>
-    <w:bookmarkStart w:id="28" w:name="forwarding-architecture"/>
+    <w:bookmarkEnd w:id="36"/>
+    <w:bookmarkStart w:id="37" w:name="forwarding-architecture"/>
     <w:p>
       <w:pPr>
         <w:pStyle w:val="Heading2"/>
@@ -2022,8 +2148,8 @@
         <w:t xml:space="preserve">It supports high-speed L2/L3 forwarding optimized for east-west traffic in AI, HPC, and cloud data center environments. The platform also includes ~267 MB of shared buffer, helping absorb microbursts and improve traffic handling during transient congestion.</w:t>
       </w:r>
     </w:p>
-    <w:bookmarkEnd w:id="28"/>
-    <w:bookmarkStart w:id="29" w:name="interfaces-and-breakout-ports"/>
+    <w:bookmarkEnd w:id="37"/>
+    <w:bookmarkStart w:id="38" w:name="interfaces-and-breakout-ports"/>
     <w:p>
       <w:pPr>
         <w:pStyle w:val="Heading2"/>
@@ -2183,8 +2309,8 @@
         </w:tc>
       </w:tr>
     </w:tbl>
-    <w:bookmarkEnd w:id="29"/>
-    <w:bookmarkStart w:id="30" w:name="software-overview"/>
+    <w:bookmarkEnd w:id="38"/>
+    <w:bookmarkStart w:id="39" w:name="software-overview"/>
     <w:p>
       <w:pPr>
         <w:pStyle w:val="Heading2"/>
@@ -2236,8 +2362,8 @@
         <w:t xml:space="preserve">The features marked with a star (*) are officially coming at FRS+.</w:t>
       </w:r>
     </w:p>
-    <w:bookmarkEnd w:id="30"/>
-    <w:bookmarkStart w:id="31" w:name="layer-3-ip-routing"/>
+    <w:bookmarkEnd w:id="39"/>
+    <w:bookmarkStart w:id="40" w:name="layer-3-ip-routing"/>
     <w:p>
       <w:pPr>
         <w:pStyle w:val="Heading2"/>
@@ -2423,8 +2549,8 @@
         <w:t xml:space="preserve">MRC with SRv6 uSID *</w:t>
       </w:r>
     </w:p>
-    <w:bookmarkEnd w:id="31"/>
-    <w:bookmarkStart w:id="32" w:name="ai-dc-load-balancing"/>
+    <w:bookmarkEnd w:id="40"/>
+    <w:bookmarkStart w:id="41" w:name="ai-dc-load-balancing"/>
     <w:p>
       <w:pPr>
         <w:pStyle w:val="Heading2"/>
@@ -2526,8 +2652,8 @@
         <w:t xml:space="preserve">Static Load Balancing - 5-tuple based, with ROCEv2 QP as part of the hashing</w:t>
       </w:r>
     </w:p>
-    <w:bookmarkEnd w:id="32"/>
-    <w:bookmarkStart w:id="33" w:name="ai-dc-lossless-fabric"/>
+    <w:bookmarkEnd w:id="41"/>
+    <w:bookmarkStart w:id="42" w:name="ai-dc-lossless-fabric"/>
     <w:p>
       <w:pPr>
         <w:pStyle w:val="Heading2"/>
@@ -2701,8 +2827,8 @@
         <w:t xml:space="preserve">L2/L3 QoS pipeline - classification, rewrite, queuing, WRED, ECN, and shared buffer monitoring</w:t>
       </w:r>
     </w:p>
-    <w:bookmarkEnd w:id="33"/>
-    <w:bookmarkStart w:id="34" w:name="uec-ultra-ethernet-consortium-readiness"/>
+    <w:bookmarkEnd w:id="42"/>
+    <w:bookmarkStart w:id="43" w:name="uec-ultra-ethernet-consortium-readiness"/>
     <w:p>
       <w:pPr>
         <w:pStyle w:val="Heading2"/>
@@ -2768,8 +2894,8 @@
         <w:t xml:space="preserve">LLR support *</w:t>
       </w:r>
     </w:p>
-    <w:bookmarkEnd w:id="34"/>
-    <w:bookmarkStart w:id="35" w:name="monitoring-telemetry"/>
+    <w:bookmarkEnd w:id="43"/>
+    <w:bookmarkStart w:id="44" w:name="monitoring-telemetry"/>
     <w:p>
       <w:pPr>
         <w:pStyle w:val="Heading2"/>
@@ -2955,8 +3081,8 @@
         <w:t xml:space="preserve">Pressured Humidity Sensor</w:t>
       </w:r>
     </w:p>
-    <w:bookmarkEnd w:id="35"/>
-    <w:bookmarkStart w:id="36" w:name="management-automation"/>
+    <w:bookmarkEnd w:id="44"/>
+    <w:bookmarkStart w:id="45" w:name="management-automation"/>
     <w:p>
       <w:pPr>
         <w:pStyle w:val="Heading2"/>
@@ -3082,8 +3208,8 @@
         <w:t xml:space="preserve">3rd-party applications, containers in Junos Evolved</w:t>
       </w:r>
     </w:p>
-    <w:bookmarkEnd w:id="36"/>
-    <w:bookmarkStart w:id="37" w:name="layer-2-switching"/>
+    <w:bookmarkEnd w:id="45"/>
+    <w:bookmarkStart w:id="46" w:name="layer-2-switching"/>
     <w:p>
       <w:pPr>
         <w:pStyle w:val="Heading2"/>
@@ -3221,8 +3347,8 @@
         <w:t xml:space="preserve">EVI (EVPN L2 instances with vlan-based, vlan-aware services) *</w:t>
       </w:r>
     </w:p>
-    <w:bookmarkEnd w:id="37"/>
-    <w:bookmarkStart w:id="38" w:name="security-features"/>
+    <w:bookmarkEnd w:id="46"/>
+    <w:bookmarkStart w:id="47" w:name="security-features"/>
     <w:p>
       <w:pPr>
         <w:pStyle w:val="Heading2"/>
@@ -3336,8 +3462,8 @@
         <w:t xml:space="preserve">802.1X Support</w:t>
       </w:r>
     </w:p>
-    <w:bookmarkEnd w:id="38"/>
-    <w:bookmarkStart w:id="39" w:name="optics---osfp-rhs-riding-heat-sink"/>
+    <w:bookmarkEnd w:id="47"/>
+    <w:bookmarkStart w:id="48" w:name="optics---osfp-rhs-riding-heat-sink"/>
     <w:p>
       <w:pPr>
         <w:pStyle w:val="Heading2"/>
@@ -3355,8 +3481,8 @@
         <w:t xml:space="preserve">OPTICS - OSFP-RHS (Riding Heat Sink)</w:t>
       </w:r>
     </w:p>
-    <w:bookmarkEnd w:id="39"/>
-    <w:bookmarkStart w:id="43" w:name="osfp-rhs-riding-heat-sink"/>
+    <w:bookmarkEnd w:id="48"/>
+    <w:bookmarkStart w:id="52" w:name="osfp-rhs-riding-heat-sink"/>
     <w:p>
       <w:pPr>
         <w:pStyle w:val="Heading2"/>
@@ -3463,18 +3589,18 @@
           <wp:inline>
             <wp:extent cx="5334000" cy="1802780"/>
             <wp:effectExtent b="0" l="0" r="0" t="0"/>
-            <wp:docPr descr="" title="" id="41" name="Picture"/>
+            <wp:docPr descr="" title="" id="50" name="Picture"/>
             <a:graphic>
               <a:graphicData uri="http://schemas.openxmlformats.org/drawingml/2006/picture">
                 <pic:pic>
                   <pic:nvPicPr>
-                    <pic:cNvPr descr="images/figure8.png" id="42" name="Picture"/>
+                    <pic:cNvPr descr="images/figure8.png" id="51" name="Picture"/>
                     <pic:cNvPicPr>
                       <a:picLocks noChangeArrowheads="1" noChangeAspect="1"/>
                     </pic:cNvPicPr>
                   </pic:nvPicPr>
                   <pic:blipFill>
-                    <a:blip r:embed="rId40"/>
+                    <a:blip r:embed="rId49"/>
                     <a:stretch>
                       <a:fillRect/>
                     </a:stretch>
@@ -3754,8 +3880,8 @@
         </w:tc>
       </w:tr>
     </w:tbl>
-    <w:bookmarkEnd w:id="43"/>
-    <w:bookmarkStart w:id="44" w:name="qfx5250---skus"/>
+    <w:bookmarkEnd w:id="52"/>
+    <w:bookmarkStart w:id="53" w:name="qfx5250---skus"/>
     <w:p>
       <w:pPr>
         <w:pStyle w:val="Heading2"/>
@@ -3988,8 +4114,8 @@
         </w:tc>
       </w:tr>
     </w:tbl>
-    <w:bookmarkEnd w:id="44"/>
-    <w:bookmarkStart w:id="45" w:name="conclusion"/>
+    <w:bookmarkEnd w:id="53"/>
+    <w:bookmarkStart w:id="54" w:name="conclusion"/>
     <w:p>
       <w:pPr>
         <w:pStyle w:val="Heading2"/>
@@ -4015,8 +4141,8 @@
         <w:t xml:space="preserve">The QFX5250-64OE-L marks a significant evolution in data center switching, delivering unprecedented 1.6TbE performance alongside advanced AI-aware traffic optimization and full liquid-cooling efficiency. By combining ultra-high bandwidth, intelligent congestion management, and streamlined automation, it addresses the demanding requirements of modern AI, HPC, and cloud-scale environments. Its flexible design, operational simplicity, and energy-efficient architecture position it as a foundational building block for next-generation, high-density data center fabrics.</w:t>
       </w:r>
     </w:p>
-    <w:bookmarkEnd w:id="45"/>
-    <w:bookmarkStart w:id="55" w:name="useful-links"/>
+    <w:bookmarkEnd w:id="54"/>
+    <w:bookmarkStart w:id="64" w:name="useful-links"/>
     <w:p>
       <w:pPr>
         <w:pStyle w:val="Heading2"/>
@@ -4050,7 +4176,7 @@
           <w:numId w:val="1013"/>
         </w:numPr>
       </w:pPr>
-      <w:hyperlink r:id="rId46">
+      <w:hyperlink r:id="rId55">
         <w:r>
           <w:rPr>
             <w:rStyle w:val="Hyperlink"/>
@@ -4067,7 +4193,7 @@
           <w:numId w:val="1013"/>
         </w:numPr>
       </w:pPr>
-      <w:hyperlink r:id="rId47">
+      <w:hyperlink r:id="rId56">
         <w:r>
           <w:rPr>
             <w:rStyle w:val="Hyperlink"/>
@@ -4084,7 +4210,7 @@
           <w:numId w:val="1013"/>
         </w:numPr>
       </w:pPr>
-      <w:hyperlink r:id="rId48">
+      <w:hyperlink r:id="rId57">
         <w:r>
           <w:rPr>
             <w:rStyle w:val="Hyperlink"/>
@@ -4101,7 +4227,7 @@
           <w:numId w:val="1013"/>
         </w:numPr>
       </w:pPr>
-      <w:hyperlink r:id="rId49">
+      <w:hyperlink r:id="rId58">
         <w:r>
           <w:rPr>
             <w:rStyle w:val="Hyperlink"/>
@@ -4118,7 +4244,7 @@
           <w:numId w:val="1013"/>
         </w:numPr>
       </w:pPr>
-      <w:hyperlink r:id="rId50">
+      <w:hyperlink r:id="rId59">
         <w:r>
           <w:rPr>
             <w:rStyle w:val="Hyperlink"/>
@@ -4135,7 +4261,7 @@
           <w:numId w:val="1013"/>
         </w:numPr>
       </w:pPr>
-      <w:hyperlink r:id="rId51">
+      <w:hyperlink r:id="rId60">
         <w:r>
           <w:rPr>
             <w:rStyle w:val="Hyperlink"/>
@@ -4152,7 +4278,7 @@
           <w:numId w:val="1013"/>
         </w:numPr>
       </w:pPr>
-      <w:hyperlink r:id="rId52">
+      <w:hyperlink r:id="rId61">
         <w:r>
           <w:rPr>
             <w:rStyle w:val="Hyperlink"/>
@@ -4169,7 +4295,7 @@
           <w:numId w:val="1013"/>
         </w:numPr>
       </w:pPr>
-      <w:hyperlink r:id="rId53">
+      <w:hyperlink r:id="rId62">
         <w:r>
           <w:rPr>
             <w:rStyle w:val="Hyperlink"/>
@@ -4186,7 +4312,7 @@
           <w:numId w:val="1013"/>
         </w:numPr>
       </w:pPr>
-      <w:hyperlink r:id="rId54">
+      <w:hyperlink r:id="rId63">
         <w:r>
           <w:rPr>
             <w:rStyle w:val="Hyperlink"/>
@@ -4195,8 +4321,8 @@
         </w:r>
       </w:hyperlink>
     </w:p>
-    <w:bookmarkEnd w:id="55"/>
-    <w:bookmarkStart w:id="56" w:name="glossary"/>
+    <w:bookmarkEnd w:id="64"/>
+    <w:bookmarkStart w:id="65" w:name="glossary"/>
     <w:p>
       <w:pPr>
         <w:pStyle w:val="Heading2"/>
@@ -4562,8 +4688,8 @@
         <w:t xml:space="preserve">WPS: Weighted Packet Spraying</w:t>
       </w:r>
     </w:p>
-    <w:bookmarkEnd w:id="56"/>
-    <w:bookmarkStart w:id="57" w:name="acknowledgements"/>
+    <w:bookmarkEnd w:id="65"/>
+    <w:bookmarkStart w:id="66" w:name="acknowledgements"/>
     <w:p>
       <w:pPr>
         <w:pStyle w:val="Heading2"/>
@@ -4589,8 +4715,8 @@
         <w:t xml:space="preserve">I’d like to thank my colleagues for their support and collaboration throughout this work. Special thanks to Ridhi Hamidi (PhD), Michal Styszynski, Rajesh Dhople, and Chirag Kachalia for their guidance, helpful discussions, product insights, and careful review and corrections of the blog. Their input played an important role in improving both the clarity and quality of the work.</w:t>
       </w:r>
     </w:p>
-    <w:bookmarkEnd w:id="57"/>
-    <w:bookmarkEnd w:id="58"/>
+    <w:bookmarkEnd w:id="66"/>
+    <w:bookmarkEnd w:id="67"/>
     <w:sectPr/>
   </w:body>
 </w:document>

--- a/my-first-article/download/my-first-article.docx
+++ b/my-first-article/download/my-first-article.docx
@@ -112,7 +112,7 @@
         </w:p>
       </w:sdtContent>
     </w:sdt>
-    <w:bookmarkStart w:id="67" w:name="X817ce219fa51944dbd87e4c5ccd3b5ecaabd7ff"/>
+    <w:bookmarkStart w:id="61" w:name="X817ce219fa51944dbd87e4c5ccd3b5ecaabd7ff"/>
     <w:p>
       <w:pPr>
         <w:pStyle w:val="Heading1"/>
@@ -311,7 +311,7 @@
       </w:r>
     </w:p>
     <w:bookmarkEnd w:id="22"/>
-    <w:bookmarkStart w:id="29" w:name="easy-to-operate-at-scale"/>
+    <w:bookmarkStart w:id="26" w:name="easy-to-operate-at-scale"/>
     <w:p>
       <w:pPr>
         <w:pStyle w:val="Heading2"/>
@@ -396,51 +396,9 @@
       <w:pPr>
         <w:pStyle w:val="BodyText"/>
       </w:pPr>
-      <w:r>
-        <w:drawing>
-          <wp:inline>
-            <wp:extent cx="5334000" cy="3460880"/>
-            <wp:effectExtent b="0" l="0" r="0" t="0"/>
-            <wp:docPr descr="" title="" id="27" name="Picture"/>
-            <a:graphic>
-              <a:graphicData uri="http://schemas.openxmlformats.org/drawingml/2006/picture">
-                <pic:pic>
-                  <pic:nvPicPr>
-                    <pic:cNvPr descr="images/figure4.png" id="28" name="Picture"/>
-                    <pic:cNvPicPr>
-                      <a:picLocks noChangeArrowheads="1" noChangeAspect="1"/>
-                    </pic:cNvPicPr>
-                  </pic:nvPicPr>
-                  <pic:blipFill>
-                    <a:blip r:embed="rId26"/>
-                    <a:stretch>
-                      <a:fillRect/>
-                    </a:stretch>
-                  </pic:blipFill>
-                  <pic:spPr bwMode="auto">
-                    <a:xfrm>
-                      <a:off x="0" y="0"/>
-                      <a:ext cx="5334000" cy="3460880"/>
-                    </a:xfrm>
-                    <a:prstGeom prst="rect">
-                      <a:avLst/>
-                    </a:prstGeom>
-                    <a:noFill/>
-                    <a:ln w="9525">
-                      <a:noFill/>
-                      <a:headEnd/>
-                      <a:tailEnd/>
-                    </a:ln>
-                  </pic:spPr>
-                </pic:pic>
-              </a:graphicData>
-            </a:graphic>
-          </wp:inline>
-        </w:drawing>
-      </w:r>
-    </w:p>
-    <w:bookmarkEnd w:id="29"/>
-    <w:bookmarkStart w:id="30" w:name="key-use-cases"/>
+    </w:p>
+    <w:bookmarkEnd w:id="26"/>
+    <w:bookmarkStart w:id="27" w:name="key-use-cases"/>
     <w:p>
       <w:pPr>
         <w:pStyle w:val="Heading2"/>
@@ -672,8 +630,8 @@
         </w:tc>
       </w:tr>
     </w:tbl>
-    <w:bookmarkEnd w:id="30"/>
-    <w:bookmarkStart w:id="34" w:name="switch-description"/>
+    <w:bookmarkEnd w:id="27"/>
+    <w:bookmarkStart w:id="28" w:name="switch-description"/>
     <w:p>
       <w:pPr>
         <w:pStyle w:val="Heading2"/>
@@ -711,48 +669,6 @@
       <w:pPr>
         <w:pStyle w:val="BodyText"/>
       </w:pPr>
-      <w:r>
-        <w:drawing>
-          <wp:inline>
-            <wp:extent cx="5334000" cy="1888921"/>
-            <wp:effectExtent b="0" l="0" r="0" t="0"/>
-            <wp:docPr descr="" title="" id="32" name="Picture"/>
-            <a:graphic>
-              <a:graphicData uri="http://schemas.openxmlformats.org/drawingml/2006/picture">
-                <pic:pic>
-                  <pic:nvPicPr>
-                    <pic:cNvPr descr="images/figure5.png" id="33" name="Picture"/>
-                    <pic:cNvPicPr>
-                      <a:picLocks noChangeArrowheads="1" noChangeAspect="1"/>
-                    </pic:cNvPicPr>
-                  </pic:nvPicPr>
-                  <pic:blipFill>
-                    <a:blip r:embed="rId31"/>
-                    <a:stretch>
-                      <a:fillRect/>
-                    </a:stretch>
-                  </pic:blipFill>
-                  <pic:spPr bwMode="auto">
-                    <a:xfrm>
-                      <a:off x="0" y="0"/>
-                      <a:ext cx="5334000" cy="1888921"/>
-                    </a:xfrm>
-                    <a:prstGeom prst="rect">
-                      <a:avLst/>
-                    </a:prstGeom>
-                    <a:noFill/>
-                    <a:ln w="9525">
-                      <a:noFill/>
-                      <a:headEnd/>
-                      <a:tailEnd/>
-                    </a:ln>
-                  </pic:spPr>
-                </pic:pic>
-              </a:graphicData>
-            </a:graphic>
-          </wp:inline>
-        </w:drawing>
-      </w:r>
     </w:p>
     <w:p>
       <w:pPr>
@@ -1979,8 +1895,8 @@
         </w:tc>
       </w:tr>
     </w:tbl>
-    <w:bookmarkEnd w:id="34"/>
-    <w:bookmarkStart w:id="35" w:name="liquid-cooling-and-early-leak-detection"/>
+    <w:bookmarkEnd w:id="28"/>
+    <w:bookmarkStart w:id="29" w:name="liquid-cooling-and-early-leak-detection"/>
     <w:p>
       <w:pPr>
         <w:pStyle w:val="Heading2"/>
@@ -2062,8 +1978,8 @@
         <w:t xml:space="preserve">Dedicated cold plates for CPUs, TH6 silicon, and optics improve thermal efficiency while supporting high-density rack deployments.</w:t>
       </w:r>
     </w:p>
-    <w:bookmarkEnd w:id="35"/>
-    <w:bookmarkStart w:id="36" w:name="leak-detection-controller-ldc"/>
+    <w:bookmarkEnd w:id="29"/>
+    <w:bookmarkStart w:id="30" w:name="leak-detection-controller-ldc"/>
     <w:p>
       <w:pPr>
         <w:pStyle w:val="Heading2"/>
@@ -2113,8 +2029,8 @@
         <w:t xml:space="preserve">The system also reports temperature and pressure telemetry through the CPU. If the over-temperature limit is reached, the system will power off automatically.</w:t>
       </w:r>
     </w:p>
-    <w:bookmarkEnd w:id="36"/>
-    <w:bookmarkStart w:id="37" w:name="forwarding-architecture"/>
+    <w:bookmarkEnd w:id="30"/>
+    <w:bookmarkStart w:id="31" w:name="forwarding-architecture"/>
     <w:p>
       <w:pPr>
         <w:pStyle w:val="Heading2"/>
@@ -2148,8 +2064,8 @@
         <w:t xml:space="preserve">It supports high-speed L2/L3 forwarding optimized for east-west traffic in AI, HPC, and cloud data center environments. The platform also includes ~267 MB of shared buffer, helping absorb microbursts and improve traffic handling during transient congestion.</w:t>
       </w:r>
     </w:p>
-    <w:bookmarkEnd w:id="37"/>
-    <w:bookmarkStart w:id="38" w:name="interfaces-and-breakout-ports"/>
+    <w:bookmarkEnd w:id="31"/>
+    <w:bookmarkStart w:id="32" w:name="interfaces-and-breakout-ports"/>
     <w:p>
       <w:pPr>
         <w:pStyle w:val="Heading2"/>
@@ -2309,8 +2225,8 @@
         </w:tc>
       </w:tr>
     </w:tbl>
-    <w:bookmarkEnd w:id="38"/>
-    <w:bookmarkStart w:id="39" w:name="software-overview"/>
+    <w:bookmarkEnd w:id="32"/>
+    <w:bookmarkStart w:id="33" w:name="software-overview"/>
     <w:p>
       <w:pPr>
         <w:pStyle w:val="Heading2"/>
@@ -2362,8 +2278,8 @@
         <w:t xml:space="preserve">The features marked with a star (*) are officially coming at FRS+.</w:t>
       </w:r>
     </w:p>
-    <w:bookmarkEnd w:id="39"/>
-    <w:bookmarkStart w:id="40" w:name="layer-3-ip-routing"/>
+    <w:bookmarkEnd w:id="33"/>
+    <w:bookmarkStart w:id="34" w:name="layer-3-ip-routing"/>
     <w:p>
       <w:pPr>
         <w:pStyle w:val="Heading2"/>
@@ -2549,8 +2465,8 @@
         <w:t xml:space="preserve">MRC with SRv6 uSID *</w:t>
       </w:r>
     </w:p>
-    <w:bookmarkEnd w:id="40"/>
-    <w:bookmarkStart w:id="41" w:name="ai-dc-load-balancing"/>
+    <w:bookmarkEnd w:id="34"/>
+    <w:bookmarkStart w:id="35" w:name="ai-dc-load-balancing"/>
     <w:p>
       <w:pPr>
         <w:pStyle w:val="Heading2"/>
@@ -2652,8 +2568,8 @@
         <w:t xml:space="preserve">Static Load Balancing - 5-tuple based, with ROCEv2 QP as part of the hashing</w:t>
       </w:r>
     </w:p>
-    <w:bookmarkEnd w:id="41"/>
-    <w:bookmarkStart w:id="42" w:name="ai-dc-lossless-fabric"/>
+    <w:bookmarkEnd w:id="35"/>
+    <w:bookmarkStart w:id="36" w:name="ai-dc-lossless-fabric"/>
     <w:p>
       <w:pPr>
         <w:pStyle w:val="Heading2"/>
@@ -2827,8 +2743,8 @@
         <w:t xml:space="preserve">L2/L3 QoS pipeline - classification, rewrite, queuing, WRED, ECN, and shared buffer monitoring</w:t>
       </w:r>
     </w:p>
-    <w:bookmarkEnd w:id="42"/>
-    <w:bookmarkStart w:id="43" w:name="uec-ultra-ethernet-consortium-readiness"/>
+    <w:bookmarkEnd w:id="36"/>
+    <w:bookmarkStart w:id="37" w:name="uec-ultra-ethernet-consortium-readiness"/>
     <w:p>
       <w:pPr>
         <w:pStyle w:val="Heading2"/>
@@ -2894,8 +2810,8 @@
         <w:t xml:space="preserve">LLR support *</w:t>
       </w:r>
     </w:p>
-    <w:bookmarkEnd w:id="43"/>
-    <w:bookmarkStart w:id="44" w:name="monitoring-telemetry"/>
+    <w:bookmarkEnd w:id="37"/>
+    <w:bookmarkStart w:id="38" w:name="monitoring-telemetry"/>
     <w:p>
       <w:pPr>
         <w:pStyle w:val="Heading2"/>
@@ -3081,8 +2997,8 @@
         <w:t xml:space="preserve">Pressured Humidity Sensor</w:t>
       </w:r>
     </w:p>
-    <w:bookmarkEnd w:id="44"/>
-    <w:bookmarkStart w:id="45" w:name="management-automation"/>
+    <w:bookmarkEnd w:id="38"/>
+    <w:bookmarkStart w:id="39" w:name="management-automation"/>
     <w:p>
       <w:pPr>
         <w:pStyle w:val="Heading2"/>
@@ -3208,8 +3124,8 @@
         <w:t xml:space="preserve">3rd-party applications, containers in Junos Evolved</w:t>
       </w:r>
     </w:p>
-    <w:bookmarkEnd w:id="45"/>
-    <w:bookmarkStart w:id="46" w:name="layer-2-switching"/>
+    <w:bookmarkEnd w:id="39"/>
+    <w:bookmarkStart w:id="40" w:name="layer-2-switching"/>
     <w:p>
       <w:pPr>
         <w:pStyle w:val="Heading2"/>
@@ -3347,8 +3263,8 @@
         <w:t xml:space="preserve">EVI (EVPN L2 instances with vlan-based, vlan-aware services) *</w:t>
       </w:r>
     </w:p>
-    <w:bookmarkEnd w:id="46"/>
-    <w:bookmarkStart w:id="47" w:name="security-features"/>
+    <w:bookmarkEnd w:id="40"/>
+    <w:bookmarkStart w:id="41" w:name="security-features"/>
     <w:p>
       <w:pPr>
         <w:pStyle w:val="Heading2"/>
@@ -3462,8 +3378,8 @@
         <w:t xml:space="preserve">802.1X Support</w:t>
       </w:r>
     </w:p>
-    <w:bookmarkEnd w:id="47"/>
-    <w:bookmarkStart w:id="48" w:name="optics---osfp-rhs-riding-heat-sink"/>
+    <w:bookmarkEnd w:id="41"/>
+    <w:bookmarkStart w:id="42" w:name="optics---osfp-rhs-riding-heat-sink"/>
     <w:p>
       <w:pPr>
         <w:pStyle w:val="Heading2"/>
@@ -3481,8 +3397,8 @@
         <w:t xml:space="preserve">OPTICS - OSFP-RHS (Riding Heat Sink)</w:t>
       </w:r>
     </w:p>
-    <w:bookmarkEnd w:id="48"/>
-    <w:bookmarkStart w:id="52" w:name="osfp-rhs-riding-heat-sink"/>
+    <w:bookmarkEnd w:id="42"/>
+    <w:bookmarkStart w:id="46" w:name="osfp-rhs-riding-heat-sink"/>
     <w:p>
       <w:pPr>
         <w:pStyle w:val="Heading2"/>
@@ -3589,18 +3505,18 @@
           <wp:inline>
             <wp:extent cx="5334000" cy="1802780"/>
             <wp:effectExtent b="0" l="0" r="0" t="0"/>
-            <wp:docPr descr="" title="" id="50" name="Picture"/>
+            <wp:docPr descr="" title="" id="44" name="Picture"/>
             <a:graphic>
               <a:graphicData uri="http://schemas.openxmlformats.org/drawingml/2006/picture">
                 <pic:pic>
                   <pic:nvPicPr>
-                    <pic:cNvPr descr="images/figure8.png" id="51" name="Picture"/>
+                    <pic:cNvPr descr="images/figure8.png" id="45" name="Picture"/>
                     <pic:cNvPicPr>
                       <a:picLocks noChangeArrowheads="1" noChangeAspect="1"/>
                     </pic:cNvPicPr>
                   </pic:nvPicPr>
                   <pic:blipFill>
-                    <a:blip r:embed="rId49"/>
+                    <a:blip r:embed="rId43"/>
                     <a:stretch>
                       <a:fillRect/>
                     </a:stretch>
@@ -3880,8 +3796,8 @@
         </w:tc>
       </w:tr>
     </w:tbl>
-    <w:bookmarkEnd w:id="52"/>
-    <w:bookmarkStart w:id="53" w:name="qfx5250---skus"/>
+    <w:bookmarkEnd w:id="46"/>
+    <w:bookmarkStart w:id="47" w:name="qfx5250---skus"/>
     <w:p>
       <w:pPr>
         <w:pStyle w:val="Heading2"/>
@@ -4114,8 +4030,8 @@
         </w:tc>
       </w:tr>
     </w:tbl>
-    <w:bookmarkEnd w:id="53"/>
-    <w:bookmarkStart w:id="54" w:name="conclusion"/>
+    <w:bookmarkEnd w:id="47"/>
+    <w:bookmarkStart w:id="48" w:name="conclusion"/>
     <w:p>
       <w:pPr>
         <w:pStyle w:val="Heading2"/>
@@ -4141,8 +4057,8 @@
         <w:t xml:space="preserve">The QFX5250-64OE-L marks a significant evolution in data center switching, delivering unprecedented 1.6TbE performance alongside advanced AI-aware traffic optimization and full liquid-cooling efficiency. By combining ultra-high bandwidth, intelligent congestion management, and streamlined automation, it addresses the demanding requirements of modern AI, HPC, and cloud-scale environments. Its flexible design, operational simplicity, and energy-efficient architecture position it as a foundational building block for next-generation, high-density data center fabrics.</w:t>
       </w:r>
     </w:p>
-    <w:bookmarkEnd w:id="54"/>
-    <w:bookmarkStart w:id="64" w:name="useful-links"/>
+    <w:bookmarkEnd w:id="48"/>
+    <w:bookmarkStart w:id="58" w:name="useful-links"/>
     <w:p>
       <w:pPr>
         <w:pStyle w:val="Heading2"/>
@@ -4176,7 +4092,7 @@
           <w:numId w:val="1013"/>
         </w:numPr>
       </w:pPr>
-      <w:hyperlink r:id="rId55">
+      <w:hyperlink r:id="rId49">
         <w:r>
           <w:rPr>
             <w:rStyle w:val="Hyperlink"/>
@@ -4193,7 +4109,7 @@
           <w:numId w:val="1013"/>
         </w:numPr>
       </w:pPr>
-      <w:hyperlink r:id="rId56">
+      <w:hyperlink r:id="rId50">
         <w:r>
           <w:rPr>
             <w:rStyle w:val="Hyperlink"/>
@@ -4210,7 +4126,7 @@
           <w:numId w:val="1013"/>
         </w:numPr>
       </w:pPr>
-      <w:hyperlink r:id="rId57">
+      <w:hyperlink r:id="rId51">
         <w:r>
           <w:rPr>
             <w:rStyle w:val="Hyperlink"/>
@@ -4227,7 +4143,7 @@
           <w:numId w:val="1013"/>
         </w:numPr>
       </w:pPr>
-      <w:hyperlink r:id="rId58">
+      <w:hyperlink r:id="rId52">
         <w:r>
           <w:rPr>
             <w:rStyle w:val="Hyperlink"/>
@@ -4244,7 +4160,7 @@
           <w:numId w:val="1013"/>
         </w:numPr>
       </w:pPr>
-      <w:hyperlink r:id="rId59">
+      <w:hyperlink r:id="rId53">
         <w:r>
           <w:rPr>
             <w:rStyle w:val="Hyperlink"/>
@@ -4261,7 +4177,7 @@
           <w:numId w:val="1013"/>
         </w:numPr>
       </w:pPr>
-      <w:hyperlink r:id="rId60">
+      <w:hyperlink r:id="rId54">
         <w:r>
           <w:rPr>
             <w:rStyle w:val="Hyperlink"/>
@@ -4278,7 +4194,7 @@
           <w:numId w:val="1013"/>
         </w:numPr>
       </w:pPr>
-      <w:hyperlink r:id="rId61">
+      <w:hyperlink r:id="rId55">
         <w:r>
           <w:rPr>
             <w:rStyle w:val="Hyperlink"/>
@@ -4295,7 +4211,7 @@
           <w:numId w:val="1013"/>
         </w:numPr>
       </w:pPr>
-      <w:hyperlink r:id="rId62">
+      <w:hyperlink r:id="rId56">
         <w:r>
           <w:rPr>
             <w:rStyle w:val="Hyperlink"/>
@@ -4312,7 +4228,7 @@
           <w:numId w:val="1013"/>
         </w:numPr>
       </w:pPr>
-      <w:hyperlink r:id="rId63">
+      <w:hyperlink r:id="rId57">
         <w:r>
           <w:rPr>
             <w:rStyle w:val="Hyperlink"/>
@@ -4321,8 +4237,8 @@
         </w:r>
       </w:hyperlink>
     </w:p>
-    <w:bookmarkEnd w:id="64"/>
-    <w:bookmarkStart w:id="65" w:name="glossary"/>
+    <w:bookmarkEnd w:id="58"/>
+    <w:bookmarkStart w:id="59" w:name="glossary"/>
     <w:p>
       <w:pPr>
         <w:pStyle w:val="Heading2"/>
@@ -4688,8 +4604,8 @@
         <w:t xml:space="preserve">WPS: Weighted Packet Spraying</w:t>
       </w:r>
     </w:p>
-    <w:bookmarkEnd w:id="65"/>
-    <w:bookmarkStart w:id="66" w:name="acknowledgements"/>
+    <w:bookmarkEnd w:id="59"/>
+    <w:bookmarkStart w:id="60" w:name="acknowledgements"/>
     <w:p>
       <w:pPr>
         <w:pStyle w:val="Heading2"/>
@@ -4715,8 +4631,8 @@
         <w:t xml:space="preserve">I’d like to thank my colleagues for their support and collaboration throughout this work. Special thanks to Ridhi Hamidi (PhD), Michal Styszynski, Rajesh Dhople, and Chirag Kachalia for their guidance, helpful discussions, product insights, and careful review and corrections of the blog. Their input played an important role in improving both the clarity and quality of the work.</w:t>
       </w:r>
     </w:p>
-    <w:bookmarkEnd w:id="66"/>
-    <w:bookmarkEnd w:id="67"/>
+    <w:bookmarkEnd w:id="60"/>
+    <w:bookmarkEnd w:id="61"/>
     <w:sectPr/>
   </w:body>
 </w:document>

--- a/my-first-article/download/my-first-article.docx
+++ b/my-first-article/download/my-first-article.docx
@@ -112,7 +112,7 @@
         </w:p>
       </w:sdtContent>
     </w:sdt>
-    <w:bookmarkStart w:id="61" w:name="X817ce219fa51944dbd87e4c5ccd3b5ecaabd7ff"/>
+    <w:bookmarkStart w:id="73" w:name="X817ce219fa51944dbd87e4c5ccd3b5ecaabd7ff"/>
     <w:p>
       <w:pPr>
         <w:pStyle w:val="Heading1"/>
@@ -311,7 +311,7 @@
       </w:r>
     </w:p>
     <w:bookmarkEnd w:id="22"/>
-    <w:bookmarkStart w:id="26" w:name="easy-to-operate-at-scale"/>
+    <w:bookmarkStart w:id="29" w:name="easy-to-operate-at-scale"/>
     <w:p>
       <w:pPr>
         <w:pStyle w:val="Heading2"/>
@@ -396,9 +396,51 @@
       <w:pPr>
         <w:pStyle w:val="BodyText"/>
       </w:pPr>
-    </w:p>
-    <w:bookmarkEnd w:id="26"/>
-    <w:bookmarkStart w:id="27" w:name="key-use-cases"/>
+      <w:r>
+        <w:drawing>
+          <wp:inline>
+            <wp:extent cx="5334000" cy="3460880"/>
+            <wp:effectExtent b="0" l="0" r="0" t="0"/>
+            <wp:docPr descr="" title="" id="27" name="Picture"/>
+            <a:graphic>
+              <a:graphicData uri="http://schemas.openxmlformats.org/drawingml/2006/picture">
+                <pic:pic>
+                  <pic:nvPicPr>
+                    <pic:cNvPr descr="images/figure4.png" id="28" name="Picture"/>
+                    <pic:cNvPicPr>
+                      <a:picLocks noChangeArrowheads="1" noChangeAspect="1"/>
+                    </pic:cNvPicPr>
+                  </pic:nvPicPr>
+                  <pic:blipFill>
+                    <a:blip r:embed="rId26"/>
+                    <a:stretch>
+                      <a:fillRect/>
+                    </a:stretch>
+                  </pic:blipFill>
+                  <pic:spPr bwMode="auto">
+                    <a:xfrm>
+                      <a:off x="0" y="0"/>
+                      <a:ext cx="5334000" cy="3460880"/>
+                    </a:xfrm>
+                    <a:prstGeom prst="rect">
+                      <a:avLst/>
+                    </a:prstGeom>
+                    <a:noFill/>
+                    <a:ln w="9525">
+                      <a:noFill/>
+                      <a:headEnd/>
+                      <a:tailEnd/>
+                    </a:ln>
+                  </pic:spPr>
+                </pic:pic>
+              </a:graphicData>
+            </a:graphic>
+          </wp:inline>
+        </w:drawing>
+      </w:r>
+    </w:p>
+    <w:bookmarkEnd w:id="29"/>
+    <w:bookmarkStart w:id="30" w:name="key-use-cases"/>
     <w:p>
       <w:pPr>
         <w:pStyle w:val="Heading2"/>
@@ -630,8 +672,8 @@
         </w:tc>
       </w:tr>
     </w:tbl>
-    <w:bookmarkEnd w:id="27"/>
-    <w:bookmarkStart w:id="28" w:name="switch-description"/>
+    <w:bookmarkEnd w:id="30"/>
+    <w:bookmarkStart w:id="40" w:name="switch-description"/>
     <w:p>
       <w:pPr>
         <w:pStyle w:val="Heading2"/>
@@ -669,6 +711,48 @@
       <w:pPr>
         <w:pStyle w:val="BodyText"/>
       </w:pPr>
+      <w:r>
+        <w:drawing>
+          <wp:inline>
+            <wp:extent cx="5334000" cy="1888921"/>
+            <wp:effectExtent b="0" l="0" r="0" t="0"/>
+            <wp:docPr descr="" title="" id="32" name="Picture"/>
+            <a:graphic>
+              <a:graphicData uri="http://schemas.openxmlformats.org/drawingml/2006/picture">
+                <pic:pic>
+                  <pic:nvPicPr>
+                    <pic:cNvPr descr="images/figure5.png" id="33" name="Picture"/>
+                    <pic:cNvPicPr>
+                      <a:picLocks noChangeArrowheads="1" noChangeAspect="1"/>
+                    </pic:cNvPicPr>
+                  </pic:nvPicPr>
+                  <pic:blipFill>
+                    <a:blip r:embed="rId31"/>
+                    <a:stretch>
+                      <a:fillRect/>
+                    </a:stretch>
+                  </pic:blipFill>
+                  <pic:spPr bwMode="auto">
+                    <a:xfrm>
+                      <a:off x="0" y="0"/>
+                      <a:ext cx="5334000" cy="1888921"/>
+                    </a:xfrm>
+                    <a:prstGeom prst="rect">
+                      <a:avLst/>
+                    </a:prstGeom>
+                    <a:noFill/>
+                    <a:ln w="9525">
+                      <a:noFill/>
+                      <a:headEnd/>
+                      <a:tailEnd/>
+                    </a:ln>
+                  </pic:spPr>
+                </pic:pic>
+              </a:graphicData>
+            </a:graphic>
+          </wp:inline>
+        </w:drawing>
+      </w:r>
     </w:p>
     <w:p>
       <w:pPr>
@@ -1035,11 +1119,95 @@
       <w:pPr>
         <w:pStyle w:val="BodyText"/>
       </w:pPr>
+      <w:r>
+        <w:drawing>
+          <wp:inline>
+            <wp:extent cx="5334000" cy="1749936"/>
+            <wp:effectExtent b="0" l="0" r="0" t="0"/>
+            <wp:docPr descr="" title="" id="35" name="Picture"/>
+            <a:graphic>
+              <a:graphicData uri="http://schemas.openxmlformats.org/drawingml/2006/picture">
+                <pic:pic>
+                  <pic:nvPicPr>
+                    <pic:cNvPr descr="images/figure6.png" id="36" name="Picture"/>
+                    <pic:cNvPicPr>
+                      <a:picLocks noChangeArrowheads="1" noChangeAspect="1"/>
+                    </pic:cNvPicPr>
+                  </pic:nvPicPr>
+                  <pic:blipFill>
+                    <a:blip r:embed="rId34"/>
+                    <a:stretch>
+                      <a:fillRect/>
+                    </a:stretch>
+                  </pic:blipFill>
+                  <pic:spPr bwMode="auto">
+                    <a:xfrm>
+                      <a:off x="0" y="0"/>
+                      <a:ext cx="5334000" cy="1749936"/>
+                    </a:xfrm>
+                    <a:prstGeom prst="rect">
+                      <a:avLst/>
+                    </a:prstGeom>
+                    <a:noFill/>
+                    <a:ln w="9525">
+                      <a:noFill/>
+                      <a:headEnd/>
+                      <a:tailEnd/>
+                    </a:ln>
+                  </pic:spPr>
+                </pic:pic>
+              </a:graphicData>
+            </a:graphic>
+          </wp:inline>
+        </w:drawing>
+      </w:r>
     </w:p>
     <w:p>
       <w:pPr>
         <w:pStyle w:val="BodyText"/>
       </w:pPr>
+      <w:r>
+        <w:drawing>
+          <wp:inline>
+            <wp:extent cx="5334000" cy="3009687"/>
+            <wp:effectExtent b="0" l="0" r="0" t="0"/>
+            <wp:docPr descr="" title="" id="38" name="Picture"/>
+            <a:graphic>
+              <a:graphicData uri="http://schemas.openxmlformats.org/drawingml/2006/picture">
+                <pic:pic>
+                  <pic:nvPicPr>
+                    <pic:cNvPr descr="images/figure7.png" id="39" name="Picture"/>
+                    <pic:cNvPicPr>
+                      <a:picLocks noChangeArrowheads="1" noChangeAspect="1"/>
+                    </pic:cNvPicPr>
+                  </pic:nvPicPr>
+                  <pic:blipFill>
+                    <a:blip r:embed="rId37"/>
+                    <a:stretch>
+                      <a:fillRect/>
+                    </a:stretch>
+                  </pic:blipFill>
+                  <pic:spPr bwMode="auto">
+                    <a:xfrm>
+                      <a:off x="0" y="0"/>
+                      <a:ext cx="5334000" cy="3009687"/>
+                    </a:xfrm>
+                    <a:prstGeom prst="rect">
+                      <a:avLst/>
+                    </a:prstGeom>
+                    <a:noFill/>
+                    <a:ln w="9525">
+                      <a:noFill/>
+                      <a:headEnd/>
+                      <a:tailEnd/>
+                    </a:ln>
+                  </pic:spPr>
+                </pic:pic>
+              </a:graphicData>
+            </a:graphic>
+          </wp:inline>
+        </w:drawing>
+      </w:r>
     </w:p>
     <w:p>
       <w:pPr>
@@ -1895,8 +2063,8 @@
         </w:tc>
       </w:tr>
     </w:tbl>
-    <w:bookmarkEnd w:id="28"/>
-    <w:bookmarkStart w:id="29" w:name="liquid-cooling-and-early-leak-detection"/>
+    <w:bookmarkEnd w:id="40"/>
+    <w:bookmarkStart w:id="41" w:name="liquid-cooling-and-early-leak-detection"/>
     <w:p>
       <w:pPr>
         <w:pStyle w:val="Heading2"/>
@@ -1978,8 +2146,8 @@
         <w:t xml:space="preserve">Dedicated cold plates for CPUs, TH6 silicon, and optics improve thermal efficiency while supporting high-density rack deployments.</w:t>
       </w:r>
     </w:p>
-    <w:bookmarkEnd w:id="29"/>
-    <w:bookmarkStart w:id="30" w:name="leak-detection-controller-ldc"/>
+    <w:bookmarkEnd w:id="41"/>
+    <w:bookmarkStart w:id="42" w:name="leak-detection-controller-ldc"/>
     <w:p>
       <w:pPr>
         <w:pStyle w:val="Heading2"/>
@@ -2029,8 +2197,8 @@
         <w:t xml:space="preserve">The system also reports temperature and pressure telemetry through the CPU. If the over-temperature limit is reached, the system will power off automatically.</w:t>
       </w:r>
     </w:p>
-    <w:bookmarkEnd w:id="30"/>
-    <w:bookmarkStart w:id="31" w:name="forwarding-architecture"/>
+    <w:bookmarkEnd w:id="42"/>
+    <w:bookmarkStart w:id="43" w:name="forwarding-architecture"/>
     <w:p>
       <w:pPr>
         <w:pStyle w:val="Heading2"/>
@@ -2064,8 +2232,8 @@
         <w:t xml:space="preserve">It supports high-speed L2/L3 forwarding optimized for east-west traffic in AI, HPC, and cloud data center environments. The platform also includes ~267 MB of shared buffer, helping absorb microbursts and improve traffic handling during transient congestion.</w:t>
       </w:r>
     </w:p>
-    <w:bookmarkEnd w:id="31"/>
-    <w:bookmarkStart w:id="32" w:name="interfaces-and-breakout-ports"/>
+    <w:bookmarkEnd w:id="43"/>
+    <w:bookmarkStart w:id="44" w:name="interfaces-and-breakout-ports"/>
     <w:p>
       <w:pPr>
         <w:pStyle w:val="Heading2"/>
@@ -2225,8 +2393,8 @@
         </w:tc>
       </w:tr>
     </w:tbl>
-    <w:bookmarkEnd w:id="32"/>
-    <w:bookmarkStart w:id="33" w:name="software-overview"/>
+    <w:bookmarkEnd w:id="44"/>
+    <w:bookmarkStart w:id="45" w:name="software-overview"/>
     <w:p>
       <w:pPr>
         <w:pStyle w:val="Heading2"/>
@@ -2278,8 +2446,8 @@
         <w:t xml:space="preserve">The features marked with a star (*) are officially coming at FRS+.</w:t>
       </w:r>
     </w:p>
-    <w:bookmarkEnd w:id="33"/>
-    <w:bookmarkStart w:id="34" w:name="layer-3-ip-routing"/>
+    <w:bookmarkEnd w:id="45"/>
+    <w:bookmarkStart w:id="46" w:name="layer-3-ip-routing"/>
     <w:p>
       <w:pPr>
         <w:pStyle w:val="Heading2"/>
@@ -2465,8 +2633,8 @@
         <w:t xml:space="preserve">MRC with SRv6 uSID *</w:t>
       </w:r>
     </w:p>
-    <w:bookmarkEnd w:id="34"/>
-    <w:bookmarkStart w:id="35" w:name="ai-dc-load-balancing"/>
+    <w:bookmarkEnd w:id="46"/>
+    <w:bookmarkStart w:id="47" w:name="ai-dc-load-balancing"/>
     <w:p>
       <w:pPr>
         <w:pStyle w:val="Heading2"/>
@@ -2568,8 +2736,8 @@
         <w:t xml:space="preserve">Static Load Balancing - 5-tuple based, with ROCEv2 QP as part of the hashing</w:t>
       </w:r>
     </w:p>
-    <w:bookmarkEnd w:id="35"/>
-    <w:bookmarkStart w:id="36" w:name="ai-dc-lossless-fabric"/>
+    <w:bookmarkEnd w:id="47"/>
+    <w:bookmarkStart w:id="48" w:name="ai-dc-lossless-fabric"/>
     <w:p>
       <w:pPr>
         <w:pStyle w:val="Heading2"/>
@@ -2743,8 +2911,8 @@
         <w:t xml:space="preserve">L2/L3 QoS pipeline - classification, rewrite, queuing, WRED, ECN, and shared buffer monitoring</w:t>
       </w:r>
     </w:p>
-    <w:bookmarkEnd w:id="36"/>
-    <w:bookmarkStart w:id="37" w:name="uec-ultra-ethernet-consortium-readiness"/>
+    <w:bookmarkEnd w:id="48"/>
+    <w:bookmarkStart w:id="49" w:name="uec-ultra-ethernet-consortium-readiness"/>
     <w:p>
       <w:pPr>
         <w:pStyle w:val="Heading2"/>
@@ -2810,8 +2978,8 @@
         <w:t xml:space="preserve">LLR support *</w:t>
       </w:r>
     </w:p>
-    <w:bookmarkEnd w:id="37"/>
-    <w:bookmarkStart w:id="38" w:name="monitoring-telemetry"/>
+    <w:bookmarkEnd w:id="49"/>
+    <w:bookmarkStart w:id="50" w:name="monitoring-telemetry"/>
     <w:p>
       <w:pPr>
         <w:pStyle w:val="Heading2"/>
@@ -2997,8 +3165,8 @@
         <w:t xml:space="preserve">Pressured Humidity Sensor</w:t>
       </w:r>
     </w:p>
-    <w:bookmarkEnd w:id="38"/>
-    <w:bookmarkStart w:id="39" w:name="management-automation"/>
+    <w:bookmarkEnd w:id="50"/>
+    <w:bookmarkStart w:id="51" w:name="management-automation"/>
     <w:p>
       <w:pPr>
         <w:pStyle w:val="Heading2"/>
@@ -3124,8 +3292,8 @@
         <w:t xml:space="preserve">3rd-party applications, containers in Junos Evolved</w:t>
       </w:r>
     </w:p>
-    <w:bookmarkEnd w:id="39"/>
-    <w:bookmarkStart w:id="40" w:name="layer-2-switching"/>
+    <w:bookmarkEnd w:id="51"/>
+    <w:bookmarkStart w:id="52" w:name="layer-2-switching"/>
     <w:p>
       <w:pPr>
         <w:pStyle w:val="Heading2"/>
@@ -3263,8 +3431,8 @@
         <w:t xml:space="preserve">EVI (EVPN L2 instances with vlan-based, vlan-aware services) *</w:t>
       </w:r>
     </w:p>
-    <w:bookmarkEnd w:id="40"/>
-    <w:bookmarkStart w:id="41" w:name="security-features"/>
+    <w:bookmarkEnd w:id="52"/>
+    <w:bookmarkStart w:id="53" w:name="security-features"/>
     <w:p>
       <w:pPr>
         <w:pStyle w:val="Heading2"/>
@@ -3378,8 +3546,8 @@
         <w:t xml:space="preserve">802.1X Support</w:t>
       </w:r>
     </w:p>
-    <w:bookmarkEnd w:id="41"/>
-    <w:bookmarkStart w:id="42" w:name="optics---osfp-rhs-riding-heat-sink"/>
+    <w:bookmarkEnd w:id="53"/>
+    <w:bookmarkStart w:id="54" w:name="optics---osfp-rhs-riding-heat-sink"/>
     <w:p>
       <w:pPr>
         <w:pStyle w:val="Heading2"/>
@@ -3397,8 +3565,8 @@
         <w:t xml:space="preserve">OPTICS - OSFP-RHS (Riding Heat Sink)</w:t>
       </w:r>
     </w:p>
-    <w:bookmarkEnd w:id="42"/>
-    <w:bookmarkStart w:id="46" w:name="osfp-rhs-riding-heat-sink"/>
+    <w:bookmarkEnd w:id="54"/>
+    <w:bookmarkStart w:id="58" w:name="osfp-rhs-riding-heat-sink"/>
     <w:p>
       <w:pPr>
         <w:pStyle w:val="Heading2"/>
@@ -3505,18 +3673,18 @@
           <wp:inline>
             <wp:extent cx="5334000" cy="1802780"/>
             <wp:effectExtent b="0" l="0" r="0" t="0"/>
-            <wp:docPr descr="" title="" id="44" name="Picture"/>
+            <wp:docPr descr="" title="" id="56" name="Picture"/>
             <a:graphic>
               <a:graphicData uri="http://schemas.openxmlformats.org/drawingml/2006/picture">
                 <pic:pic>
                   <pic:nvPicPr>
-                    <pic:cNvPr descr="images/figure8.png" id="45" name="Picture"/>
+                    <pic:cNvPr descr="images/figure8.png" id="57" name="Picture"/>
                     <pic:cNvPicPr>
                       <a:picLocks noChangeArrowheads="1" noChangeAspect="1"/>
                     </pic:cNvPicPr>
                   </pic:nvPicPr>
                   <pic:blipFill>
-                    <a:blip r:embed="rId43"/>
+                    <a:blip r:embed="rId55"/>
                     <a:stretch>
                       <a:fillRect/>
                     </a:stretch>
@@ -3796,8 +3964,8 @@
         </w:tc>
       </w:tr>
     </w:tbl>
-    <w:bookmarkEnd w:id="46"/>
-    <w:bookmarkStart w:id="47" w:name="qfx5250---skus"/>
+    <w:bookmarkEnd w:id="58"/>
+    <w:bookmarkStart w:id="59" w:name="qfx5250---skus"/>
     <w:p>
       <w:pPr>
         <w:pStyle w:val="Heading2"/>
@@ -4030,8 +4198,8 @@
         </w:tc>
       </w:tr>
     </w:tbl>
-    <w:bookmarkEnd w:id="47"/>
-    <w:bookmarkStart w:id="48" w:name="conclusion"/>
+    <w:bookmarkEnd w:id="59"/>
+    <w:bookmarkStart w:id="60" w:name="conclusion"/>
     <w:p>
       <w:pPr>
         <w:pStyle w:val="Heading2"/>
@@ -4057,8 +4225,8 @@
         <w:t xml:space="preserve">The QFX5250-64OE-L marks a significant evolution in data center switching, delivering unprecedented 1.6TbE performance alongside advanced AI-aware traffic optimization and full liquid-cooling efficiency. By combining ultra-high bandwidth, intelligent congestion management, and streamlined automation, it addresses the demanding requirements of modern AI, HPC, and cloud-scale environments. Its flexible design, operational simplicity, and energy-efficient architecture position it as a foundational building block for next-generation, high-density data center fabrics.</w:t>
       </w:r>
     </w:p>
-    <w:bookmarkEnd w:id="48"/>
-    <w:bookmarkStart w:id="58" w:name="useful-links"/>
+    <w:bookmarkEnd w:id="60"/>
+    <w:bookmarkStart w:id="70" w:name="useful-links"/>
     <w:p>
       <w:pPr>
         <w:pStyle w:val="Heading2"/>
@@ -4092,7 +4260,7 @@
           <w:numId w:val="1013"/>
         </w:numPr>
       </w:pPr>
-      <w:hyperlink r:id="rId49">
+      <w:hyperlink r:id="rId61">
         <w:r>
           <w:rPr>
             <w:rStyle w:val="Hyperlink"/>
@@ -4109,7 +4277,7 @@
           <w:numId w:val="1013"/>
         </w:numPr>
       </w:pPr>
-      <w:hyperlink r:id="rId50">
+      <w:hyperlink r:id="rId62">
         <w:r>
           <w:rPr>
             <w:rStyle w:val="Hyperlink"/>
@@ -4126,7 +4294,7 @@
           <w:numId w:val="1013"/>
         </w:numPr>
       </w:pPr>
-      <w:hyperlink r:id="rId51">
+      <w:hyperlink r:id="rId63">
         <w:r>
           <w:rPr>
             <w:rStyle w:val="Hyperlink"/>
@@ -4143,7 +4311,7 @@
           <w:numId w:val="1013"/>
         </w:numPr>
       </w:pPr>
-      <w:hyperlink r:id="rId52">
+      <w:hyperlink r:id="rId64">
         <w:r>
           <w:rPr>
             <w:rStyle w:val="Hyperlink"/>
@@ -4160,7 +4328,7 @@
           <w:numId w:val="1013"/>
         </w:numPr>
       </w:pPr>
-      <w:hyperlink r:id="rId53">
+      <w:hyperlink r:id="rId65">
         <w:r>
           <w:rPr>
             <w:rStyle w:val="Hyperlink"/>
@@ -4177,7 +4345,7 @@
           <w:numId w:val="1013"/>
         </w:numPr>
       </w:pPr>
-      <w:hyperlink r:id="rId54">
+      <w:hyperlink r:id="rId66">
         <w:r>
           <w:rPr>
             <w:rStyle w:val="Hyperlink"/>
@@ -4194,7 +4362,7 @@
           <w:numId w:val="1013"/>
         </w:numPr>
       </w:pPr>
-      <w:hyperlink r:id="rId55">
+      <w:hyperlink r:id="rId67">
         <w:r>
           <w:rPr>
             <w:rStyle w:val="Hyperlink"/>
@@ -4211,7 +4379,7 @@
           <w:numId w:val="1013"/>
         </w:numPr>
       </w:pPr>
-      <w:hyperlink r:id="rId56">
+      <w:hyperlink r:id="rId68">
         <w:r>
           <w:rPr>
             <w:rStyle w:val="Hyperlink"/>
@@ -4228,7 +4396,7 @@
           <w:numId w:val="1013"/>
         </w:numPr>
       </w:pPr>
-      <w:hyperlink r:id="rId57">
+      <w:hyperlink r:id="rId69">
         <w:r>
           <w:rPr>
             <w:rStyle w:val="Hyperlink"/>
@@ -4237,8 +4405,8 @@
         </w:r>
       </w:hyperlink>
     </w:p>
-    <w:bookmarkEnd w:id="58"/>
-    <w:bookmarkStart w:id="59" w:name="glossary"/>
+    <w:bookmarkEnd w:id="70"/>
+    <w:bookmarkStart w:id="71" w:name="glossary"/>
     <w:p>
       <w:pPr>
         <w:pStyle w:val="Heading2"/>
@@ -4604,8 +4772,8 @@
         <w:t xml:space="preserve">WPS: Weighted Packet Spraying</w:t>
       </w:r>
     </w:p>
-    <w:bookmarkEnd w:id="59"/>
-    <w:bookmarkStart w:id="60" w:name="acknowledgements"/>
+    <w:bookmarkEnd w:id="71"/>
+    <w:bookmarkStart w:id="72" w:name="acknowledgements"/>
     <w:p>
       <w:pPr>
         <w:pStyle w:val="Heading2"/>
@@ -4631,8 +4799,8 @@
         <w:t xml:space="preserve">I’d like to thank my colleagues for their support and collaboration throughout this work. Special thanks to Ridhi Hamidi (PhD), Michal Styszynski, Rajesh Dhople, and Chirag Kachalia for their guidance, helpful discussions, product insights, and careful review and corrections of the blog. Their input played an important role in improving both the clarity and quality of the work.</w:t>
       </w:r>
     </w:p>
-    <w:bookmarkEnd w:id="60"/>
-    <w:bookmarkEnd w:id="61"/>
+    <w:bookmarkEnd w:id="72"/>
+    <w:bookmarkEnd w:id="73"/>
     <w:sectPr/>
   </w:body>
 </w:document>
